--- a/ИБ/2/ИБ 2.docx
+++ b/ИБ/2/ИБ 2.docx
@@ -1369,7 +1369,6 @@
         </w:rPr>
         <w:t xml:space="preserve">с </w:t>
       </w:r>
-      <w:proofErr w:type="gramStart"/>
       <w:r>
         <w:rPr>
           <w:rFonts w:ascii="Times New Roman" w:hAnsi="Times New Roman" w:cs="Times New Roman"/>
@@ -1385,16 +1384,7 @@
           <w:sz w:val="28"/>
           <w:szCs w:val="28"/>
         </w:rPr>
-        <w:t xml:space="preserve"> ,используя</w:t>
-      </w:r>
-      <w:proofErr w:type="gramEnd"/>
-      <w:r>
-        <w:rPr>
-          <w:rFonts w:ascii="Times New Roman" w:hAnsi="Times New Roman" w:cs="Times New Roman"/>
-          <w:sz w:val="28"/>
-          <w:szCs w:val="28"/>
-        </w:rPr>
-        <w:t xml:space="preserve"> специальный подключённый модуль, и генерировать страницы с заполненными ячейками содержащими  всю подсчитанную и вычисленную приложением информацию.</w:t>
+        <w:t xml:space="preserve"> ,используя специальный подключённый модуль, и генерировать страницы с заполненными ячейками содержащими  всю подсчитанную и вычисленную приложением информацию.</w:t>
       </w:r>
     </w:p>
     <w:p>
@@ -1530,7 +1520,23 @@
           <w:sz w:val="28"/>
           <w:szCs w:val="28"/>
         </w:rPr>
-        <w:t xml:space="preserve"> Код приложения представлен в листинге </w:t>
+        <w:t xml:space="preserve"> Код приложения представлен в </w:t>
+      </w:r>
+      <w:r>
+        <w:rPr>
+          <w:rFonts w:ascii="Times New Roman" w:hAnsi="Times New Roman" w:cs="Times New Roman"/>
+          <w:sz w:val="28"/>
+          <w:szCs w:val="28"/>
+        </w:rPr>
+        <w:t>листинге</w:t>
+      </w:r>
+      <w:r>
+        <w:rPr>
+          <w:rFonts w:ascii="Times New Roman" w:hAnsi="Times New Roman" w:cs="Times New Roman"/>
+          <w:sz w:val="28"/>
+          <w:szCs w:val="28"/>
+        </w:rPr>
+        <w:t xml:space="preserve"> </w:t>
       </w:r>
       <w:r>
         <w:rPr>
@@ -1825,18 +1831,8 @@
           <w:szCs w:val="28"/>
         </w:rPr>
         <w:tab/>
-        <w:t xml:space="preserve">Часть албанского алфавита представлена на рис. </w:t>
+        <w:t>Часть албанского алфавита представлена на рис. 2.2 .</w:t>
       </w:r>
-      <w:proofErr w:type="gramStart"/>
-      <w:r>
-        <w:rPr>
-          <w:rFonts w:ascii="Times New Roman" w:hAnsi="Times New Roman" w:cs="Times New Roman"/>
-          <w:sz w:val="28"/>
-          <w:szCs w:val="28"/>
-        </w:rPr>
-        <w:t>2.2 .</w:t>
-      </w:r>
-      <w:proofErr w:type="gramEnd"/>
     </w:p>
     <w:p>
       <w:pPr>
@@ -2540,25 +2536,7 @@
           <w:sz w:val="28"/>
           <w:szCs w:val="28"/>
         </w:rPr>
-        <w:t xml:space="preserve">Для вычисления количества информации в сообщении используются полученные раннее значения энтропии для каждого </w:t>
-      </w:r>
-      <w:proofErr w:type="gramStart"/>
-      <w:r>
-        <w:rPr>
-          <w:rFonts w:ascii="Times New Roman" w:hAnsi="Times New Roman" w:cs="Times New Roman"/>
-          <w:sz w:val="28"/>
-          <w:szCs w:val="28"/>
-        </w:rPr>
-        <w:t>алфавита  и</w:t>
-      </w:r>
-      <w:proofErr w:type="gramEnd"/>
-      <w:r>
-        <w:rPr>
-          <w:rFonts w:ascii="Times New Roman" w:hAnsi="Times New Roman" w:cs="Times New Roman"/>
-          <w:sz w:val="28"/>
-          <w:szCs w:val="28"/>
-        </w:rPr>
-        <w:t xml:space="preserve"> умножаются на количество знаков в сообщении, так как каждый знак содержит количество информации, равное энтропии алфавита. Сообщение, его длина, а также вычисленные значения количества информации для каждого из алфавитов, а также переведённые в бинарный вид представлены на рис. 3.1, 3.2 и 3.3 соответственно.</w:t>
+        <w:t>Для вычисления количества информации в сообщении используются полученные раннее значения энтропии для каждого алфавита  и умножаются на количество знаков в сообщении, так как каждый знак содержит количество информации, равное энтропии алфавита. Сообщение, его длина, а также вычисленные значения количества информации для каждого из алфавитов, а также переведённые в бинарный вид представлены на рис. 3.1, 3.2 и 3.3 соответственно.</w:t>
       </w:r>
       <w:r>
         <w:rPr>
@@ -2924,7 +2902,23 @@
           <w:sz w:val="28"/>
           <w:szCs w:val="28"/>
         </w:rPr>
-        <w:t>Рисунок 3.6 –</w:t>
+        <w:t>Рисунок 3.</w:t>
+      </w:r>
+      <w:r>
+        <w:rPr>
+          <w:rFonts w:ascii="Times New Roman" w:hAnsi="Times New Roman" w:cs="Times New Roman"/>
+          <w:sz w:val="28"/>
+          <w:szCs w:val="28"/>
+        </w:rPr>
+        <w:t>4</w:t>
+      </w:r>
+      <w:r>
+        <w:rPr>
+          <w:rFonts w:ascii="Times New Roman" w:hAnsi="Times New Roman" w:cs="Times New Roman"/>
+          <w:sz w:val="28"/>
+          <w:szCs w:val="28"/>
+        </w:rPr>
+        <w:t xml:space="preserve"> –</w:t>
       </w:r>
       <w:r>
         <w:rPr>
@@ -3180,7 +3174,6 @@
           <w:kern w:val="0"/>
           <w:sz w:val="28"/>
           <w:szCs w:val="28"/>
-          <w:lang w:val="en-US"/>
           <w14:ligatures w14:val="none"/>
         </w:rPr>
       </w:pPr>
@@ -3199,6 +3192,26 @@
         <w:pStyle w:val="1"/>
         <w:spacing w:before="0" w:after="240"/>
         <w:jc w:val="center"/>
+        <w:rPr>
+          <w:rFonts w:ascii="Times New Roman" w:hAnsi="Times New Roman" w:cs="Times New Roman"/>
+          <w:b/>
+          <w:color w:val="auto"/>
+          <w:sz w:val="28"/>
+          <w:szCs w:val="28"/>
+        </w:rPr>
+      </w:pPr>
+      <w:r>
+        <w:rPr>
+          <w:rFonts w:ascii="Times New Roman" w:hAnsi="Times New Roman" w:cs="Times New Roman"/>
+          <w:b/>
+          <w:color w:val="auto"/>
+          <w:sz w:val="28"/>
+          <w:szCs w:val="28"/>
+        </w:rPr>
+        <w:lastRenderedPageBreak/>
+        <w:t>Листинг</w:t>
+      </w:r>
+      <w:r>
         <w:rPr>
           <w:rFonts w:ascii="Times New Roman" w:hAnsi="Times New Roman" w:cs="Times New Roman"/>
           <w:b/>
@@ -3207,7 +3220,8 @@
           <w:szCs w:val="28"/>
           <w:lang w:val="en-US"/>
         </w:rPr>
-      </w:pPr>
+        <w:t xml:space="preserve"> A</w:t>
+      </w:r>
       <w:r>
         <w:rPr>
           <w:rFonts w:ascii="Times New Roman" w:hAnsi="Times New Roman" w:cs="Times New Roman"/>
@@ -3216,19 +3230,7 @@
           <w:sz w:val="28"/>
           <w:szCs w:val="28"/>
         </w:rPr>
-        <w:lastRenderedPageBreak/>
-        <w:t>Приложение</w:t>
-      </w:r>
-      <w:r>
-        <w:rPr>
-          <w:rFonts w:ascii="Times New Roman" w:hAnsi="Times New Roman" w:cs="Times New Roman"/>
-          <w:b/>
-          <w:color w:val="auto"/>
-          <w:sz w:val="28"/>
-          <w:szCs w:val="28"/>
-          <w:lang w:val="en-US"/>
-        </w:rPr>
-        <w:t xml:space="preserve"> A</w:t>
+        <w:tab/>
       </w:r>
     </w:p>
     <w:tbl>
@@ -8298,267 +8300,135 @@
                 <w:szCs w:val="28"/>
                 <w:lang w:val="en-US"/>
               </w:rPr>
-              <w:t xml:space="preserve">await </w:t>
-            </w:r>
-            <w:proofErr w:type="gramStart"/>
-            <w:r>
-              <w:rPr>
-                <w:rFonts w:ascii="Times New Roman" w:hAnsi="Times New Roman" w:cs="Times New Roman"/>
-                <w:bCs/>
-                <w:sz w:val="28"/>
-                <w:szCs w:val="28"/>
-                <w:lang w:val="en-US"/>
-              </w:rPr>
-              <w:t>chuvashia(</w:t>
-            </w:r>
-            <w:proofErr w:type="gramEnd"/>
-            <w:r>
-              <w:rPr>
-                <w:rFonts w:ascii="Times New Roman" w:hAnsi="Times New Roman" w:cs="Times New Roman"/>
-                <w:bCs/>
-                <w:sz w:val="28"/>
-                <w:szCs w:val="28"/>
-                <w:lang w:val="en-US"/>
-              </w:rPr>
-              <w:t>);</w:t>
-            </w:r>
-          </w:p>
-          <w:p>
-            <w:pPr>
-              <w:pStyle w:val="a3"/>
-              <w:jc w:val="both"/>
-              <w:rPr>
-                <w:rFonts w:ascii="Times New Roman" w:hAnsi="Times New Roman" w:cs="Times New Roman"/>
-                <w:bCs/>
-                <w:sz w:val="28"/>
-                <w:szCs w:val="28"/>
-                <w:lang w:val="en-US"/>
-              </w:rPr>
-            </w:pPr>
-            <w:r>
-              <w:rPr>
-                <w:rFonts w:ascii="Times New Roman" w:hAnsi="Times New Roman" w:cs="Times New Roman"/>
-                <w:bCs/>
-                <w:sz w:val="28"/>
-                <w:szCs w:val="28"/>
-                <w:lang w:val="en-US"/>
-              </w:rPr>
-              <w:t xml:space="preserve">await </w:t>
-            </w:r>
-            <w:proofErr w:type="gramStart"/>
-            <w:r>
-              <w:rPr>
-                <w:rFonts w:ascii="Times New Roman" w:hAnsi="Times New Roman" w:cs="Times New Roman"/>
-                <w:bCs/>
-                <w:sz w:val="28"/>
-                <w:szCs w:val="28"/>
-                <w:lang w:val="en-US"/>
-              </w:rPr>
-              <w:t>albania(</w:t>
-            </w:r>
-            <w:proofErr w:type="gramEnd"/>
-            <w:r>
-              <w:rPr>
-                <w:rFonts w:ascii="Times New Roman" w:hAnsi="Times New Roman" w:cs="Times New Roman"/>
-                <w:bCs/>
-                <w:sz w:val="28"/>
-                <w:szCs w:val="28"/>
-                <w:lang w:val="en-US"/>
-              </w:rPr>
-              <w:t>);</w:t>
-            </w:r>
-          </w:p>
-          <w:p>
-            <w:pPr>
-              <w:pStyle w:val="a3"/>
-              <w:jc w:val="both"/>
-              <w:rPr>
-                <w:rFonts w:ascii="Times New Roman" w:hAnsi="Times New Roman" w:cs="Times New Roman"/>
-                <w:bCs/>
-                <w:sz w:val="28"/>
-                <w:szCs w:val="28"/>
-                <w:lang w:val="en-US"/>
-              </w:rPr>
-            </w:pPr>
-            <w:r>
-              <w:rPr>
-                <w:rFonts w:ascii="Times New Roman" w:hAnsi="Times New Roman" w:cs="Times New Roman"/>
-                <w:bCs/>
-                <w:sz w:val="28"/>
-                <w:szCs w:val="28"/>
-                <w:lang w:val="en-US"/>
-              </w:rPr>
-              <w:t xml:space="preserve">await </w:t>
-            </w:r>
-            <w:proofErr w:type="gramStart"/>
-            <w:r>
-              <w:rPr>
-                <w:rFonts w:ascii="Times New Roman" w:hAnsi="Times New Roman" w:cs="Times New Roman"/>
-                <w:bCs/>
-                <w:sz w:val="28"/>
-                <w:szCs w:val="28"/>
-                <w:lang w:val="en-US"/>
-              </w:rPr>
-              <w:t>bin(</w:t>
-            </w:r>
-            <w:proofErr w:type="gramEnd"/>
-            <w:r>
-              <w:rPr>
-                <w:rFonts w:ascii="Times New Roman" w:hAnsi="Times New Roman" w:cs="Times New Roman"/>
-                <w:bCs/>
-                <w:sz w:val="28"/>
-                <w:szCs w:val="28"/>
-                <w:lang w:val="en-US"/>
-              </w:rPr>
-              <w:t>);</w:t>
-            </w:r>
-          </w:p>
-          <w:p>
-            <w:pPr>
-              <w:pStyle w:val="a3"/>
-              <w:jc w:val="both"/>
-              <w:rPr>
-                <w:rFonts w:ascii="Times New Roman" w:hAnsi="Times New Roman" w:cs="Times New Roman"/>
-                <w:bCs/>
-                <w:sz w:val="28"/>
-                <w:szCs w:val="28"/>
-                <w:lang w:val="en-US"/>
-              </w:rPr>
-            </w:pPr>
-          </w:p>
-          <w:p>
-            <w:pPr>
-              <w:pStyle w:val="a3"/>
-              <w:jc w:val="both"/>
-              <w:rPr>
-                <w:rFonts w:ascii="Times New Roman" w:hAnsi="Times New Roman" w:cs="Times New Roman"/>
-                <w:bCs/>
-                <w:sz w:val="28"/>
-                <w:szCs w:val="28"/>
-                <w:lang w:val="en-US"/>
-              </w:rPr>
-            </w:pPr>
-            <w:r>
-              <w:rPr>
-                <w:rFonts w:ascii="Times New Roman" w:hAnsi="Times New Roman" w:cs="Times New Roman"/>
-                <w:bCs/>
-                <w:sz w:val="28"/>
-                <w:szCs w:val="28"/>
-                <w:lang w:val="en-US"/>
-              </w:rPr>
-              <w:t xml:space="preserve">const files = await </w:t>
-            </w:r>
-            <w:proofErr w:type="gramStart"/>
-            <w:r>
-              <w:rPr>
-                <w:rFonts w:ascii="Times New Roman" w:hAnsi="Times New Roman" w:cs="Times New Roman"/>
-                <w:bCs/>
-                <w:sz w:val="28"/>
-                <w:szCs w:val="28"/>
-                <w:lang w:val="en-US"/>
-              </w:rPr>
-              <w:t>fs.readdir</w:t>
-            </w:r>
-            <w:proofErr w:type="gramEnd"/>
-            <w:r>
-              <w:rPr>
-                <w:rFonts w:ascii="Times New Roman" w:hAnsi="Times New Roman" w:cs="Times New Roman"/>
-                <w:bCs/>
-                <w:sz w:val="28"/>
-                <w:szCs w:val="28"/>
-                <w:lang w:val="en-US"/>
-              </w:rPr>
-              <w:t>("Reports")</w:t>
-            </w:r>
-          </w:p>
-          <w:p>
-            <w:pPr>
-              <w:pStyle w:val="a3"/>
-              <w:jc w:val="both"/>
-              <w:rPr>
-                <w:rFonts w:ascii="Times New Roman" w:hAnsi="Times New Roman" w:cs="Times New Roman"/>
-                <w:bCs/>
-                <w:sz w:val="28"/>
-                <w:szCs w:val="28"/>
-                <w:lang w:val="en-US"/>
-              </w:rPr>
-            </w:pPr>
-            <w:r>
-              <w:rPr>
-                <w:rFonts w:ascii="Times New Roman" w:hAnsi="Times New Roman" w:cs="Times New Roman"/>
-                <w:bCs/>
-                <w:sz w:val="28"/>
-                <w:szCs w:val="28"/>
-                <w:lang w:val="en-US"/>
-              </w:rPr>
-              <w:t xml:space="preserve">const COUNT = </w:t>
-            </w:r>
-            <w:proofErr w:type="gramStart"/>
-            <w:r>
-              <w:rPr>
-                <w:rFonts w:ascii="Times New Roman" w:hAnsi="Times New Roman" w:cs="Times New Roman"/>
-                <w:bCs/>
-                <w:sz w:val="28"/>
-                <w:szCs w:val="28"/>
-                <w:lang w:val="en-US"/>
-              </w:rPr>
-              <w:t>files.length</w:t>
-            </w:r>
-            <w:proofErr w:type="gramEnd"/>
-            <w:r>
-              <w:rPr>
-                <w:rFonts w:ascii="Times New Roman" w:hAnsi="Times New Roman" w:cs="Times New Roman"/>
-                <w:bCs/>
-                <w:sz w:val="28"/>
-                <w:szCs w:val="28"/>
-                <w:lang w:val="en-US"/>
-              </w:rPr>
-              <w:t>;</w:t>
-            </w:r>
-          </w:p>
-          <w:p>
-            <w:pPr>
-              <w:pStyle w:val="a3"/>
-              <w:jc w:val="both"/>
-              <w:rPr>
-                <w:rFonts w:ascii="Times New Roman" w:hAnsi="Times New Roman" w:cs="Times New Roman"/>
-                <w:bCs/>
-                <w:sz w:val="28"/>
-                <w:szCs w:val="28"/>
-                <w:lang w:val="en-US"/>
-              </w:rPr>
-            </w:pPr>
-            <w:r>
-              <w:rPr>
-                <w:rFonts w:ascii="Times New Roman" w:hAnsi="Times New Roman" w:cs="Times New Roman"/>
-                <w:bCs/>
-                <w:sz w:val="28"/>
-                <w:szCs w:val="28"/>
-                <w:lang w:val="en-US"/>
-              </w:rPr>
-              <w:t xml:space="preserve">await </w:t>
-            </w:r>
-            <w:proofErr w:type="gramStart"/>
-            <w:r>
-              <w:rPr>
-                <w:rFonts w:ascii="Times New Roman" w:hAnsi="Times New Roman" w:cs="Times New Roman"/>
-                <w:bCs/>
-                <w:sz w:val="28"/>
-                <w:szCs w:val="28"/>
-                <w:lang w:val="en-US"/>
-              </w:rPr>
-              <w:t>workbook.xlsx.writeFile</w:t>
-            </w:r>
-            <w:proofErr w:type="gramEnd"/>
-            <w:r>
-              <w:rPr>
-                <w:rFonts w:ascii="Times New Roman" w:hAnsi="Times New Roman" w:cs="Times New Roman"/>
-                <w:bCs/>
-                <w:sz w:val="28"/>
-                <w:szCs w:val="28"/>
-                <w:lang w:val="en-US"/>
-              </w:rPr>
-              <w:t>(`Reports/report${COUNT}.xlsx`)</w:t>
+              <w:t>await chuvashia();</w:t>
+            </w:r>
+          </w:p>
+          <w:p>
+            <w:pPr>
+              <w:pStyle w:val="a3"/>
+              <w:jc w:val="both"/>
+              <w:rPr>
+                <w:rFonts w:ascii="Times New Roman" w:hAnsi="Times New Roman" w:cs="Times New Roman"/>
+                <w:bCs/>
+                <w:sz w:val="28"/>
+                <w:szCs w:val="28"/>
+                <w:lang w:val="en-US"/>
+              </w:rPr>
+            </w:pPr>
+            <w:r>
+              <w:rPr>
+                <w:rFonts w:ascii="Times New Roman" w:hAnsi="Times New Roman" w:cs="Times New Roman"/>
+                <w:bCs/>
+                <w:sz w:val="28"/>
+                <w:szCs w:val="28"/>
+                <w:lang w:val="en-US"/>
+              </w:rPr>
+              <w:t>await albania();</w:t>
+            </w:r>
+          </w:p>
+          <w:p>
+            <w:pPr>
+              <w:pStyle w:val="a3"/>
+              <w:jc w:val="both"/>
+              <w:rPr>
+                <w:rFonts w:ascii="Times New Roman" w:hAnsi="Times New Roman" w:cs="Times New Roman"/>
+                <w:bCs/>
+                <w:sz w:val="28"/>
+                <w:szCs w:val="28"/>
+                <w:lang w:val="en-US"/>
+              </w:rPr>
+            </w:pPr>
+            <w:r>
+              <w:rPr>
+                <w:rFonts w:ascii="Times New Roman" w:hAnsi="Times New Roman" w:cs="Times New Roman"/>
+                <w:bCs/>
+                <w:sz w:val="28"/>
+                <w:szCs w:val="28"/>
+                <w:lang w:val="en-US"/>
+              </w:rPr>
+              <w:t>await bin();</w:t>
+            </w:r>
+          </w:p>
+          <w:p>
+            <w:pPr>
+              <w:pStyle w:val="a3"/>
+              <w:jc w:val="both"/>
+              <w:rPr>
+                <w:rFonts w:ascii="Times New Roman" w:hAnsi="Times New Roman" w:cs="Times New Roman"/>
+                <w:bCs/>
+                <w:sz w:val="28"/>
+                <w:szCs w:val="28"/>
+                <w:lang w:val="en-US"/>
+              </w:rPr>
+            </w:pPr>
+          </w:p>
+          <w:p>
+            <w:pPr>
+              <w:pStyle w:val="a3"/>
+              <w:jc w:val="both"/>
+              <w:rPr>
+                <w:rFonts w:ascii="Times New Roman" w:hAnsi="Times New Roman" w:cs="Times New Roman"/>
+                <w:bCs/>
+                <w:sz w:val="28"/>
+                <w:szCs w:val="28"/>
+                <w:lang w:val="en-US"/>
+              </w:rPr>
+            </w:pPr>
+            <w:r>
+              <w:rPr>
+                <w:rFonts w:ascii="Times New Roman" w:hAnsi="Times New Roman" w:cs="Times New Roman"/>
+                <w:bCs/>
+                <w:sz w:val="28"/>
+                <w:szCs w:val="28"/>
+                <w:lang w:val="en-US"/>
+              </w:rPr>
+              <w:t>const files = await fs.readdir("Reports")</w:t>
+            </w:r>
+          </w:p>
+          <w:p>
+            <w:pPr>
+              <w:pStyle w:val="a3"/>
+              <w:jc w:val="both"/>
+              <w:rPr>
+                <w:rFonts w:ascii="Times New Roman" w:hAnsi="Times New Roman" w:cs="Times New Roman"/>
+                <w:bCs/>
+                <w:sz w:val="28"/>
+                <w:szCs w:val="28"/>
+                <w:lang w:val="en-US"/>
+              </w:rPr>
+            </w:pPr>
+            <w:r>
+              <w:rPr>
+                <w:rFonts w:ascii="Times New Roman" w:hAnsi="Times New Roman" w:cs="Times New Roman"/>
+                <w:bCs/>
+                <w:sz w:val="28"/>
+                <w:szCs w:val="28"/>
+                <w:lang w:val="en-US"/>
+              </w:rPr>
+              <w:t>const COUNT = files.length;</w:t>
+            </w:r>
+          </w:p>
+          <w:p>
+            <w:pPr>
+              <w:pStyle w:val="a3"/>
+              <w:jc w:val="both"/>
+              <w:rPr>
+                <w:rFonts w:ascii="Times New Roman" w:hAnsi="Times New Roman" w:cs="Times New Roman"/>
+                <w:bCs/>
+                <w:sz w:val="28"/>
+                <w:szCs w:val="28"/>
+                <w:lang w:val="en-US"/>
+              </w:rPr>
+            </w:pPr>
+            <w:r>
+              <w:rPr>
+                <w:rFonts w:ascii="Times New Roman" w:hAnsi="Times New Roman" w:cs="Times New Roman"/>
+                <w:bCs/>
+                <w:sz w:val="28"/>
+                <w:szCs w:val="28"/>
+                <w:lang w:val="en-US"/>
+              </w:rPr>
+              <w:t>await workbook.xlsx.writeFile(`Reports/report${COUNT}.xlsx`)</w:t>
             </w:r>
           </w:p>
           <w:p>
@@ -8625,7 +8495,6 @@
           <w:color w:val="auto"/>
           <w:sz w:val="28"/>
           <w:szCs w:val="28"/>
-          <w:lang w:val="en-US"/>
         </w:rPr>
       </w:pPr>
       <w:r>
@@ -8637,7 +8506,7 @@
           <w:szCs w:val="28"/>
         </w:rPr>
         <w:lastRenderedPageBreak/>
-        <w:t>Приложение</w:t>
+        <w:t>Листинг</w:t>
       </w:r>
       <w:r>
         <w:rPr>
@@ -8657,9 +8526,8 @@
           <w:color w:val="auto"/>
           <w:sz w:val="28"/>
           <w:szCs w:val="28"/>
-          <w:lang w:val="en-US"/>
-        </w:rPr>
-        <w:t>B</w:t>
+        </w:rPr>
+        <w:t>Б</w:t>
       </w:r>
     </w:p>
     <w:tbl>
@@ -8694,7 +8562,6 @@
                 <w:bCs/>
                 <w:sz w:val="28"/>
                 <w:szCs w:val="28"/>
-                <w:lang w:val="en-US"/>
               </w:rPr>
               <w:t>«</w:t>
             </w:r>
@@ -8713,7 +8580,6 @@
                 <w:bCs/>
                 <w:sz w:val="28"/>
                 <w:szCs w:val="28"/>
-                <w:lang w:val="en-US"/>
               </w:rPr>
               <w:t>ă</w:t>
             </w:r>
@@ -8732,7 +8598,6 @@
                 <w:bCs/>
                 <w:sz w:val="28"/>
                 <w:szCs w:val="28"/>
-                <w:lang w:val="en-US"/>
               </w:rPr>
               <w:t xml:space="preserve"> </w:t>
             </w:r>
@@ -8751,7 +8616,6 @@
                 <w:bCs/>
                 <w:sz w:val="28"/>
                 <w:szCs w:val="28"/>
-                <w:lang w:val="en-US"/>
               </w:rPr>
               <w:t>ĕ</w:t>
             </w:r>
@@ -8770,7 +8634,6 @@
                 <w:bCs/>
                 <w:sz w:val="28"/>
                 <w:szCs w:val="28"/>
-                <w:lang w:val="en-US"/>
               </w:rPr>
               <w:t xml:space="preserve">» </w:t>
             </w:r>
@@ -8789,7 +8652,6 @@
                 <w:bCs/>
                 <w:sz w:val="28"/>
                 <w:szCs w:val="28"/>
-                <w:lang w:val="en-US"/>
               </w:rPr>
               <w:t xml:space="preserve">ĕ </w:t>
             </w:r>
@@ -8808,7 +8670,6 @@
                 <w:bCs/>
                 <w:sz w:val="28"/>
                 <w:szCs w:val="28"/>
-                <w:lang w:val="en-US"/>
               </w:rPr>
               <w:t>ĕ</w:t>
             </w:r>
@@ -8827,7 +8688,6 @@
                 <w:bCs/>
                 <w:sz w:val="28"/>
                 <w:szCs w:val="28"/>
-                <w:lang w:val="en-US"/>
               </w:rPr>
               <w:t xml:space="preserve"> 1-7-</w:t>
             </w:r>
@@ -8846,7 +8706,6 @@
                 <w:bCs/>
                 <w:sz w:val="28"/>
                 <w:szCs w:val="28"/>
-                <w:lang w:val="en-US"/>
               </w:rPr>
               <w:t>ĕ</w:t>
             </w:r>
@@ -8865,7 +8724,6 @@
                 <w:bCs/>
                 <w:sz w:val="28"/>
                 <w:szCs w:val="28"/>
-                <w:lang w:val="en-US"/>
               </w:rPr>
               <w:t>ĕ</w:t>
             </w:r>
@@ -8884,7 +8742,6 @@
                 <w:bCs/>
                 <w:sz w:val="28"/>
                 <w:szCs w:val="28"/>
-                <w:lang w:val="en-US"/>
               </w:rPr>
               <w:t xml:space="preserve"> </w:t>
             </w:r>
@@ -8903,7 +8760,6 @@
                 <w:bCs/>
                 <w:sz w:val="28"/>
                 <w:szCs w:val="28"/>
-                <w:lang w:val="en-US"/>
               </w:rPr>
               <w:t xml:space="preserve"> </w:t>
             </w:r>
@@ -8922,7 +8778,6 @@
                 <w:bCs/>
                 <w:sz w:val="28"/>
                 <w:szCs w:val="28"/>
-                <w:lang w:val="en-US"/>
               </w:rPr>
               <w:t>ĕ</w:t>
             </w:r>
@@ -8941,7 +8796,6 @@
                 <w:bCs/>
                 <w:sz w:val="28"/>
                 <w:szCs w:val="28"/>
-                <w:lang w:val="en-US"/>
               </w:rPr>
               <w:t xml:space="preserve"> </w:t>
             </w:r>
@@ -8960,7 +8814,6 @@
                 <w:bCs/>
                 <w:sz w:val="28"/>
                 <w:szCs w:val="28"/>
-                <w:lang w:val="en-US"/>
               </w:rPr>
               <w:t xml:space="preserve">ĕ. </w:t>
             </w:r>
@@ -9040,58 +8893,1752 @@
                 <w:bCs/>
                 <w:sz w:val="28"/>
                 <w:szCs w:val="28"/>
-              </w:rPr>
-            </w:pPr>
-            <w:r>
-              <w:rPr>
-                <w:rFonts w:ascii="Times New Roman" w:hAnsi="Times New Roman" w:cs="Times New Roman"/>
-                <w:bCs/>
-                <w:sz w:val="28"/>
-                <w:szCs w:val="28"/>
-              </w:rPr>
-              <w:t>творчество заданийĕсене шкул ачисем чăваш чĕлхипе усă курма хăш шайра пултарнине çак параметрсем тăрăх палăртас тĕллевпе йĕркеленĕ: тĕнчекурăм анлăшĕ, чăваш чĕлхипе çырулăх</w:t>
-            </w:r>
-          </w:p>
-          <w:p>
-            <w:pPr>
-              <w:pStyle w:val="a3"/>
-              <w:jc w:val="both"/>
-              <w:rPr>
-                <w:rFonts w:ascii="Times New Roman" w:hAnsi="Times New Roman" w:cs="Times New Roman"/>
-                <w:bCs/>
-                <w:sz w:val="28"/>
-                <w:szCs w:val="28"/>
-              </w:rPr>
-            </w:pPr>
-            <w:r>
-              <w:rPr>
-                <w:rFonts w:ascii="Times New Roman" w:hAnsi="Times New Roman" w:cs="Times New Roman"/>
-                <w:bCs/>
-                <w:sz w:val="28"/>
-                <w:szCs w:val="28"/>
-              </w:rPr>
-              <w:t>ыйтăвĕсене ăнланни, шкул ачисем чăваш чĕлхипе çыхăннă историпе культура сведенийĕсене чухлани. Икĕ тата нумай чĕлхелĕх условийĕсенче чĕлхепе калаçаканшăн çакнашкал ыйтусем те пысăк</w:t>
-            </w:r>
-          </w:p>
-          <w:p>
-            <w:pPr>
-              <w:pStyle w:val="a3"/>
-              <w:jc w:val="both"/>
-              <w:rPr>
-                <w:rFonts w:ascii="Times New Roman" w:hAnsi="Times New Roman" w:cs="Times New Roman"/>
-                <w:bCs/>
-                <w:sz w:val="28"/>
-                <w:szCs w:val="28"/>
-              </w:rPr>
-            </w:pPr>
-            <w:r>
-              <w:rPr>
-                <w:rFonts w:ascii="Times New Roman" w:hAnsi="Times New Roman" w:cs="Times New Roman"/>
-                <w:bCs/>
-                <w:sz w:val="28"/>
-                <w:szCs w:val="28"/>
-              </w:rPr>
-              <w:t>пĕлтерĕшлĕ: сăмах енчĕкĕн пуянлăхĕ, стилистика тата лексикăпа грамматика уçлăхĕнче харкама</w:t>
+                <w:lang w:val="en-US"/>
+              </w:rPr>
+            </w:pPr>
+            <w:r>
+              <w:rPr>
+                <w:rFonts w:ascii="Times New Roman" w:hAnsi="Times New Roman" w:cs="Times New Roman"/>
+                <w:bCs/>
+                <w:sz w:val="28"/>
+                <w:szCs w:val="28"/>
+              </w:rPr>
+              <w:t>творчество</w:t>
+            </w:r>
+            <w:r>
+              <w:rPr>
+                <w:rFonts w:ascii="Times New Roman" w:hAnsi="Times New Roman" w:cs="Times New Roman"/>
+                <w:bCs/>
+                <w:sz w:val="28"/>
+                <w:szCs w:val="28"/>
+                <w:lang w:val="en-US"/>
+              </w:rPr>
+              <w:t xml:space="preserve"> </w:t>
+            </w:r>
+            <w:r>
+              <w:rPr>
+                <w:rFonts w:ascii="Times New Roman" w:hAnsi="Times New Roman" w:cs="Times New Roman"/>
+                <w:bCs/>
+                <w:sz w:val="28"/>
+                <w:szCs w:val="28"/>
+              </w:rPr>
+              <w:t>заданий</w:t>
+            </w:r>
+            <w:r>
+              <w:rPr>
+                <w:rFonts w:ascii="Times New Roman" w:hAnsi="Times New Roman" w:cs="Times New Roman"/>
+                <w:bCs/>
+                <w:sz w:val="28"/>
+                <w:szCs w:val="28"/>
+                <w:lang w:val="en-US"/>
+              </w:rPr>
+              <w:t>ĕ</w:t>
+            </w:r>
+            <w:r>
+              <w:rPr>
+                <w:rFonts w:ascii="Times New Roman" w:hAnsi="Times New Roman" w:cs="Times New Roman"/>
+                <w:bCs/>
+                <w:sz w:val="28"/>
+                <w:szCs w:val="28"/>
+              </w:rPr>
+              <w:t>сене</w:t>
+            </w:r>
+            <w:r>
+              <w:rPr>
+                <w:rFonts w:ascii="Times New Roman" w:hAnsi="Times New Roman" w:cs="Times New Roman"/>
+                <w:bCs/>
+                <w:sz w:val="28"/>
+                <w:szCs w:val="28"/>
+                <w:lang w:val="en-US"/>
+              </w:rPr>
+              <w:t xml:space="preserve"> </w:t>
+            </w:r>
+            <w:r>
+              <w:rPr>
+                <w:rFonts w:ascii="Times New Roman" w:hAnsi="Times New Roman" w:cs="Times New Roman"/>
+                <w:bCs/>
+                <w:sz w:val="28"/>
+                <w:szCs w:val="28"/>
+              </w:rPr>
+              <w:t>шкул</w:t>
+            </w:r>
+            <w:r>
+              <w:rPr>
+                <w:rFonts w:ascii="Times New Roman" w:hAnsi="Times New Roman" w:cs="Times New Roman"/>
+                <w:bCs/>
+                <w:sz w:val="28"/>
+                <w:szCs w:val="28"/>
+                <w:lang w:val="en-US"/>
+              </w:rPr>
+              <w:t xml:space="preserve"> </w:t>
+            </w:r>
+            <w:r>
+              <w:rPr>
+                <w:rFonts w:ascii="Times New Roman" w:hAnsi="Times New Roman" w:cs="Times New Roman"/>
+                <w:bCs/>
+                <w:sz w:val="28"/>
+                <w:szCs w:val="28"/>
+              </w:rPr>
+              <w:t>ачисем</w:t>
+            </w:r>
+            <w:r>
+              <w:rPr>
+                <w:rFonts w:ascii="Times New Roman" w:hAnsi="Times New Roman" w:cs="Times New Roman"/>
+                <w:bCs/>
+                <w:sz w:val="28"/>
+                <w:szCs w:val="28"/>
+                <w:lang w:val="en-US"/>
+              </w:rPr>
+              <w:t xml:space="preserve"> </w:t>
+            </w:r>
+            <w:r>
+              <w:rPr>
+                <w:rFonts w:ascii="Times New Roman" w:hAnsi="Times New Roman" w:cs="Times New Roman"/>
+                <w:bCs/>
+                <w:sz w:val="28"/>
+                <w:szCs w:val="28"/>
+              </w:rPr>
+              <w:t>ч</w:t>
+            </w:r>
+            <w:r>
+              <w:rPr>
+                <w:rFonts w:ascii="Times New Roman" w:hAnsi="Times New Roman" w:cs="Times New Roman"/>
+                <w:bCs/>
+                <w:sz w:val="28"/>
+                <w:szCs w:val="28"/>
+                <w:lang w:val="en-US"/>
+              </w:rPr>
+              <w:t>ă</w:t>
+            </w:r>
+            <w:r>
+              <w:rPr>
+                <w:rFonts w:ascii="Times New Roman" w:hAnsi="Times New Roman" w:cs="Times New Roman"/>
+                <w:bCs/>
+                <w:sz w:val="28"/>
+                <w:szCs w:val="28"/>
+              </w:rPr>
+              <w:t>ваш</w:t>
+            </w:r>
+            <w:r>
+              <w:rPr>
+                <w:rFonts w:ascii="Times New Roman" w:hAnsi="Times New Roman" w:cs="Times New Roman"/>
+                <w:bCs/>
+                <w:sz w:val="28"/>
+                <w:szCs w:val="28"/>
+                <w:lang w:val="en-US"/>
+              </w:rPr>
+              <w:t xml:space="preserve"> </w:t>
+            </w:r>
+            <w:r>
+              <w:rPr>
+                <w:rFonts w:ascii="Times New Roman" w:hAnsi="Times New Roman" w:cs="Times New Roman"/>
+                <w:bCs/>
+                <w:sz w:val="28"/>
+                <w:szCs w:val="28"/>
+              </w:rPr>
+              <w:t>ч</w:t>
+            </w:r>
+            <w:r>
+              <w:rPr>
+                <w:rFonts w:ascii="Times New Roman" w:hAnsi="Times New Roman" w:cs="Times New Roman"/>
+                <w:bCs/>
+                <w:sz w:val="28"/>
+                <w:szCs w:val="28"/>
+                <w:lang w:val="en-US"/>
+              </w:rPr>
+              <w:t>ĕ</w:t>
+            </w:r>
+            <w:r>
+              <w:rPr>
+                <w:rFonts w:ascii="Times New Roman" w:hAnsi="Times New Roman" w:cs="Times New Roman"/>
+                <w:bCs/>
+                <w:sz w:val="28"/>
+                <w:szCs w:val="28"/>
+              </w:rPr>
+              <w:t>лхипе</w:t>
+            </w:r>
+            <w:r>
+              <w:rPr>
+                <w:rFonts w:ascii="Times New Roman" w:hAnsi="Times New Roman" w:cs="Times New Roman"/>
+                <w:bCs/>
+                <w:sz w:val="28"/>
+                <w:szCs w:val="28"/>
+                <w:lang w:val="en-US"/>
+              </w:rPr>
+              <w:t xml:space="preserve"> </w:t>
+            </w:r>
+            <w:r>
+              <w:rPr>
+                <w:rFonts w:ascii="Times New Roman" w:hAnsi="Times New Roman" w:cs="Times New Roman"/>
+                <w:bCs/>
+                <w:sz w:val="28"/>
+                <w:szCs w:val="28"/>
+              </w:rPr>
+              <w:t>ус</w:t>
+            </w:r>
+            <w:r>
+              <w:rPr>
+                <w:rFonts w:ascii="Times New Roman" w:hAnsi="Times New Roman" w:cs="Times New Roman"/>
+                <w:bCs/>
+                <w:sz w:val="28"/>
+                <w:szCs w:val="28"/>
+                <w:lang w:val="en-US"/>
+              </w:rPr>
+              <w:t xml:space="preserve">ă </w:t>
+            </w:r>
+            <w:r>
+              <w:rPr>
+                <w:rFonts w:ascii="Times New Roman" w:hAnsi="Times New Roman" w:cs="Times New Roman"/>
+                <w:bCs/>
+                <w:sz w:val="28"/>
+                <w:szCs w:val="28"/>
+              </w:rPr>
+              <w:t>курма</w:t>
+            </w:r>
+            <w:r>
+              <w:rPr>
+                <w:rFonts w:ascii="Times New Roman" w:hAnsi="Times New Roman" w:cs="Times New Roman"/>
+                <w:bCs/>
+                <w:sz w:val="28"/>
+                <w:szCs w:val="28"/>
+                <w:lang w:val="en-US"/>
+              </w:rPr>
+              <w:t xml:space="preserve"> </w:t>
+            </w:r>
+            <w:r>
+              <w:rPr>
+                <w:rFonts w:ascii="Times New Roman" w:hAnsi="Times New Roman" w:cs="Times New Roman"/>
+                <w:bCs/>
+                <w:sz w:val="28"/>
+                <w:szCs w:val="28"/>
+              </w:rPr>
+              <w:t>х</w:t>
+            </w:r>
+            <w:r>
+              <w:rPr>
+                <w:rFonts w:ascii="Times New Roman" w:hAnsi="Times New Roman" w:cs="Times New Roman"/>
+                <w:bCs/>
+                <w:sz w:val="28"/>
+                <w:szCs w:val="28"/>
+                <w:lang w:val="en-US"/>
+              </w:rPr>
+              <w:t>ă</w:t>
+            </w:r>
+            <w:r>
+              <w:rPr>
+                <w:rFonts w:ascii="Times New Roman" w:hAnsi="Times New Roman" w:cs="Times New Roman"/>
+                <w:bCs/>
+                <w:sz w:val="28"/>
+                <w:szCs w:val="28"/>
+              </w:rPr>
+              <w:t>ш</w:t>
+            </w:r>
+            <w:r>
+              <w:rPr>
+                <w:rFonts w:ascii="Times New Roman" w:hAnsi="Times New Roman" w:cs="Times New Roman"/>
+                <w:bCs/>
+                <w:sz w:val="28"/>
+                <w:szCs w:val="28"/>
+                <w:lang w:val="en-US"/>
+              </w:rPr>
+              <w:t xml:space="preserve"> </w:t>
+            </w:r>
+            <w:r>
+              <w:rPr>
+                <w:rFonts w:ascii="Times New Roman" w:hAnsi="Times New Roman" w:cs="Times New Roman"/>
+                <w:bCs/>
+                <w:sz w:val="28"/>
+                <w:szCs w:val="28"/>
+              </w:rPr>
+              <w:t>шайра</w:t>
+            </w:r>
+            <w:r>
+              <w:rPr>
+                <w:rFonts w:ascii="Times New Roman" w:hAnsi="Times New Roman" w:cs="Times New Roman"/>
+                <w:bCs/>
+                <w:sz w:val="28"/>
+                <w:szCs w:val="28"/>
+                <w:lang w:val="en-US"/>
+              </w:rPr>
+              <w:t xml:space="preserve"> </w:t>
+            </w:r>
+            <w:r>
+              <w:rPr>
+                <w:rFonts w:ascii="Times New Roman" w:hAnsi="Times New Roman" w:cs="Times New Roman"/>
+                <w:bCs/>
+                <w:sz w:val="28"/>
+                <w:szCs w:val="28"/>
+              </w:rPr>
+              <w:t>пултарнине</w:t>
+            </w:r>
+            <w:r>
+              <w:rPr>
+                <w:rFonts w:ascii="Times New Roman" w:hAnsi="Times New Roman" w:cs="Times New Roman"/>
+                <w:bCs/>
+                <w:sz w:val="28"/>
+                <w:szCs w:val="28"/>
+                <w:lang w:val="en-US"/>
+              </w:rPr>
+              <w:t xml:space="preserve"> ç</w:t>
+            </w:r>
+            <w:r>
+              <w:rPr>
+                <w:rFonts w:ascii="Times New Roman" w:hAnsi="Times New Roman" w:cs="Times New Roman"/>
+                <w:bCs/>
+                <w:sz w:val="28"/>
+                <w:szCs w:val="28"/>
+              </w:rPr>
+              <w:t>ак</w:t>
+            </w:r>
+            <w:r>
+              <w:rPr>
+                <w:rFonts w:ascii="Times New Roman" w:hAnsi="Times New Roman" w:cs="Times New Roman"/>
+                <w:bCs/>
+                <w:sz w:val="28"/>
+                <w:szCs w:val="28"/>
+                <w:lang w:val="en-US"/>
+              </w:rPr>
+              <w:t xml:space="preserve"> </w:t>
+            </w:r>
+            <w:r>
+              <w:rPr>
+                <w:rFonts w:ascii="Times New Roman" w:hAnsi="Times New Roman" w:cs="Times New Roman"/>
+                <w:bCs/>
+                <w:sz w:val="28"/>
+                <w:szCs w:val="28"/>
+              </w:rPr>
+              <w:t>параметрсем</w:t>
+            </w:r>
+            <w:r>
+              <w:rPr>
+                <w:rFonts w:ascii="Times New Roman" w:hAnsi="Times New Roman" w:cs="Times New Roman"/>
+                <w:bCs/>
+                <w:sz w:val="28"/>
+                <w:szCs w:val="28"/>
+                <w:lang w:val="en-US"/>
+              </w:rPr>
+              <w:t xml:space="preserve"> </w:t>
+            </w:r>
+            <w:r>
+              <w:rPr>
+                <w:rFonts w:ascii="Times New Roman" w:hAnsi="Times New Roman" w:cs="Times New Roman"/>
+                <w:bCs/>
+                <w:sz w:val="28"/>
+                <w:szCs w:val="28"/>
+              </w:rPr>
+              <w:t>т</w:t>
+            </w:r>
+            <w:r>
+              <w:rPr>
+                <w:rFonts w:ascii="Times New Roman" w:hAnsi="Times New Roman" w:cs="Times New Roman"/>
+                <w:bCs/>
+                <w:sz w:val="28"/>
+                <w:szCs w:val="28"/>
+                <w:lang w:val="en-US"/>
+              </w:rPr>
+              <w:t>ă</w:t>
+            </w:r>
+            <w:r>
+              <w:rPr>
+                <w:rFonts w:ascii="Times New Roman" w:hAnsi="Times New Roman" w:cs="Times New Roman"/>
+                <w:bCs/>
+                <w:sz w:val="28"/>
+                <w:szCs w:val="28"/>
+              </w:rPr>
+              <w:t>р</w:t>
+            </w:r>
+            <w:r>
+              <w:rPr>
+                <w:rFonts w:ascii="Times New Roman" w:hAnsi="Times New Roman" w:cs="Times New Roman"/>
+                <w:bCs/>
+                <w:sz w:val="28"/>
+                <w:szCs w:val="28"/>
+                <w:lang w:val="en-US"/>
+              </w:rPr>
+              <w:t>ă</w:t>
+            </w:r>
+            <w:r>
+              <w:rPr>
+                <w:rFonts w:ascii="Times New Roman" w:hAnsi="Times New Roman" w:cs="Times New Roman"/>
+                <w:bCs/>
+                <w:sz w:val="28"/>
+                <w:szCs w:val="28"/>
+              </w:rPr>
+              <w:t>х</w:t>
+            </w:r>
+            <w:r>
+              <w:rPr>
+                <w:rFonts w:ascii="Times New Roman" w:hAnsi="Times New Roman" w:cs="Times New Roman"/>
+                <w:bCs/>
+                <w:sz w:val="28"/>
+                <w:szCs w:val="28"/>
+                <w:lang w:val="en-US"/>
+              </w:rPr>
+              <w:t xml:space="preserve"> </w:t>
+            </w:r>
+            <w:r>
+              <w:rPr>
+                <w:rFonts w:ascii="Times New Roman" w:hAnsi="Times New Roman" w:cs="Times New Roman"/>
+                <w:bCs/>
+                <w:sz w:val="28"/>
+                <w:szCs w:val="28"/>
+              </w:rPr>
+              <w:t>пал</w:t>
+            </w:r>
+            <w:r>
+              <w:rPr>
+                <w:rFonts w:ascii="Times New Roman" w:hAnsi="Times New Roman" w:cs="Times New Roman"/>
+                <w:bCs/>
+                <w:sz w:val="28"/>
+                <w:szCs w:val="28"/>
+                <w:lang w:val="en-US"/>
+              </w:rPr>
+              <w:t>ă</w:t>
+            </w:r>
+            <w:r>
+              <w:rPr>
+                <w:rFonts w:ascii="Times New Roman" w:hAnsi="Times New Roman" w:cs="Times New Roman"/>
+                <w:bCs/>
+                <w:sz w:val="28"/>
+                <w:szCs w:val="28"/>
+              </w:rPr>
+              <w:t>ртас</w:t>
+            </w:r>
+            <w:r>
+              <w:rPr>
+                <w:rFonts w:ascii="Times New Roman" w:hAnsi="Times New Roman" w:cs="Times New Roman"/>
+                <w:bCs/>
+                <w:sz w:val="28"/>
+                <w:szCs w:val="28"/>
+                <w:lang w:val="en-US"/>
+              </w:rPr>
+              <w:t xml:space="preserve"> </w:t>
+            </w:r>
+            <w:r>
+              <w:rPr>
+                <w:rFonts w:ascii="Times New Roman" w:hAnsi="Times New Roman" w:cs="Times New Roman"/>
+                <w:bCs/>
+                <w:sz w:val="28"/>
+                <w:szCs w:val="28"/>
+              </w:rPr>
+              <w:t>т</w:t>
+            </w:r>
+            <w:r>
+              <w:rPr>
+                <w:rFonts w:ascii="Times New Roman" w:hAnsi="Times New Roman" w:cs="Times New Roman"/>
+                <w:bCs/>
+                <w:sz w:val="28"/>
+                <w:szCs w:val="28"/>
+                <w:lang w:val="en-US"/>
+              </w:rPr>
+              <w:t>ĕ</w:t>
+            </w:r>
+            <w:r>
+              <w:rPr>
+                <w:rFonts w:ascii="Times New Roman" w:hAnsi="Times New Roman" w:cs="Times New Roman"/>
+                <w:bCs/>
+                <w:sz w:val="28"/>
+                <w:szCs w:val="28"/>
+              </w:rPr>
+              <w:t>ллевпе</w:t>
+            </w:r>
+            <w:r>
+              <w:rPr>
+                <w:rFonts w:ascii="Times New Roman" w:hAnsi="Times New Roman" w:cs="Times New Roman"/>
+                <w:bCs/>
+                <w:sz w:val="28"/>
+                <w:szCs w:val="28"/>
+                <w:lang w:val="en-US"/>
+              </w:rPr>
+              <w:t xml:space="preserve"> </w:t>
+            </w:r>
+            <w:r>
+              <w:rPr>
+                <w:rFonts w:ascii="Times New Roman" w:hAnsi="Times New Roman" w:cs="Times New Roman"/>
+                <w:bCs/>
+                <w:sz w:val="28"/>
+                <w:szCs w:val="28"/>
+              </w:rPr>
+              <w:t>й</w:t>
+            </w:r>
+            <w:r>
+              <w:rPr>
+                <w:rFonts w:ascii="Times New Roman" w:hAnsi="Times New Roman" w:cs="Times New Roman"/>
+                <w:bCs/>
+                <w:sz w:val="28"/>
+                <w:szCs w:val="28"/>
+                <w:lang w:val="en-US"/>
+              </w:rPr>
+              <w:t>ĕ</w:t>
+            </w:r>
+            <w:r>
+              <w:rPr>
+                <w:rFonts w:ascii="Times New Roman" w:hAnsi="Times New Roman" w:cs="Times New Roman"/>
+                <w:bCs/>
+                <w:sz w:val="28"/>
+                <w:szCs w:val="28"/>
+              </w:rPr>
+              <w:t>ркелен</w:t>
+            </w:r>
+            <w:r>
+              <w:rPr>
+                <w:rFonts w:ascii="Times New Roman" w:hAnsi="Times New Roman" w:cs="Times New Roman"/>
+                <w:bCs/>
+                <w:sz w:val="28"/>
+                <w:szCs w:val="28"/>
+                <w:lang w:val="en-US"/>
+              </w:rPr>
+              <w:t xml:space="preserve">ĕ: </w:t>
+            </w:r>
+            <w:r>
+              <w:rPr>
+                <w:rFonts w:ascii="Times New Roman" w:hAnsi="Times New Roman" w:cs="Times New Roman"/>
+                <w:bCs/>
+                <w:sz w:val="28"/>
+                <w:szCs w:val="28"/>
+              </w:rPr>
+              <w:t>т</w:t>
+            </w:r>
+            <w:r>
+              <w:rPr>
+                <w:rFonts w:ascii="Times New Roman" w:hAnsi="Times New Roman" w:cs="Times New Roman"/>
+                <w:bCs/>
+                <w:sz w:val="28"/>
+                <w:szCs w:val="28"/>
+                <w:lang w:val="en-US"/>
+              </w:rPr>
+              <w:t>ĕ</w:t>
+            </w:r>
+            <w:r>
+              <w:rPr>
+                <w:rFonts w:ascii="Times New Roman" w:hAnsi="Times New Roman" w:cs="Times New Roman"/>
+                <w:bCs/>
+                <w:sz w:val="28"/>
+                <w:szCs w:val="28"/>
+              </w:rPr>
+              <w:t>нчекур</w:t>
+            </w:r>
+            <w:r>
+              <w:rPr>
+                <w:rFonts w:ascii="Times New Roman" w:hAnsi="Times New Roman" w:cs="Times New Roman"/>
+                <w:bCs/>
+                <w:sz w:val="28"/>
+                <w:szCs w:val="28"/>
+                <w:lang w:val="en-US"/>
+              </w:rPr>
+              <w:t>ă</w:t>
+            </w:r>
+            <w:r>
+              <w:rPr>
+                <w:rFonts w:ascii="Times New Roman" w:hAnsi="Times New Roman" w:cs="Times New Roman"/>
+                <w:bCs/>
+                <w:sz w:val="28"/>
+                <w:szCs w:val="28"/>
+              </w:rPr>
+              <w:t>м</w:t>
+            </w:r>
+            <w:r>
+              <w:rPr>
+                <w:rFonts w:ascii="Times New Roman" w:hAnsi="Times New Roman" w:cs="Times New Roman"/>
+                <w:bCs/>
+                <w:sz w:val="28"/>
+                <w:szCs w:val="28"/>
+                <w:lang w:val="en-US"/>
+              </w:rPr>
+              <w:t xml:space="preserve"> </w:t>
+            </w:r>
+            <w:r>
+              <w:rPr>
+                <w:rFonts w:ascii="Times New Roman" w:hAnsi="Times New Roman" w:cs="Times New Roman"/>
+                <w:bCs/>
+                <w:sz w:val="28"/>
+                <w:szCs w:val="28"/>
+              </w:rPr>
+              <w:t>анл</w:t>
+            </w:r>
+            <w:r>
+              <w:rPr>
+                <w:rFonts w:ascii="Times New Roman" w:hAnsi="Times New Roman" w:cs="Times New Roman"/>
+                <w:bCs/>
+                <w:sz w:val="28"/>
+                <w:szCs w:val="28"/>
+                <w:lang w:val="en-US"/>
+              </w:rPr>
+              <w:t>ă</w:t>
+            </w:r>
+            <w:r>
+              <w:rPr>
+                <w:rFonts w:ascii="Times New Roman" w:hAnsi="Times New Roman" w:cs="Times New Roman"/>
+                <w:bCs/>
+                <w:sz w:val="28"/>
+                <w:szCs w:val="28"/>
+              </w:rPr>
+              <w:t>ш</w:t>
+            </w:r>
+            <w:r>
+              <w:rPr>
+                <w:rFonts w:ascii="Times New Roman" w:hAnsi="Times New Roman" w:cs="Times New Roman"/>
+                <w:bCs/>
+                <w:sz w:val="28"/>
+                <w:szCs w:val="28"/>
+                <w:lang w:val="en-US"/>
+              </w:rPr>
+              <w:t xml:space="preserve">ĕ, </w:t>
+            </w:r>
+            <w:r>
+              <w:rPr>
+                <w:rFonts w:ascii="Times New Roman" w:hAnsi="Times New Roman" w:cs="Times New Roman"/>
+                <w:bCs/>
+                <w:sz w:val="28"/>
+                <w:szCs w:val="28"/>
+              </w:rPr>
+              <w:t>ч</w:t>
+            </w:r>
+            <w:r>
+              <w:rPr>
+                <w:rFonts w:ascii="Times New Roman" w:hAnsi="Times New Roman" w:cs="Times New Roman"/>
+                <w:bCs/>
+                <w:sz w:val="28"/>
+                <w:szCs w:val="28"/>
+                <w:lang w:val="en-US"/>
+              </w:rPr>
+              <w:t>ă</w:t>
+            </w:r>
+            <w:r>
+              <w:rPr>
+                <w:rFonts w:ascii="Times New Roman" w:hAnsi="Times New Roman" w:cs="Times New Roman"/>
+                <w:bCs/>
+                <w:sz w:val="28"/>
+                <w:szCs w:val="28"/>
+              </w:rPr>
+              <w:t>ваш</w:t>
+            </w:r>
+            <w:r>
+              <w:rPr>
+                <w:rFonts w:ascii="Times New Roman" w:hAnsi="Times New Roman" w:cs="Times New Roman"/>
+                <w:bCs/>
+                <w:sz w:val="28"/>
+                <w:szCs w:val="28"/>
+                <w:lang w:val="en-US"/>
+              </w:rPr>
+              <w:t xml:space="preserve"> </w:t>
+            </w:r>
+            <w:r>
+              <w:rPr>
+                <w:rFonts w:ascii="Times New Roman" w:hAnsi="Times New Roman" w:cs="Times New Roman"/>
+                <w:bCs/>
+                <w:sz w:val="28"/>
+                <w:szCs w:val="28"/>
+              </w:rPr>
+              <w:t>ч</w:t>
+            </w:r>
+            <w:r>
+              <w:rPr>
+                <w:rFonts w:ascii="Times New Roman" w:hAnsi="Times New Roman" w:cs="Times New Roman"/>
+                <w:bCs/>
+                <w:sz w:val="28"/>
+                <w:szCs w:val="28"/>
+                <w:lang w:val="en-US"/>
+              </w:rPr>
+              <w:t>ĕ</w:t>
+            </w:r>
+            <w:r>
+              <w:rPr>
+                <w:rFonts w:ascii="Times New Roman" w:hAnsi="Times New Roman" w:cs="Times New Roman"/>
+                <w:bCs/>
+                <w:sz w:val="28"/>
+                <w:szCs w:val="28"/>
+              </w:rPr>
+              <w:t>лхипе</w:t>
+            </w:r>
+            <w:r>
+              <w:rPr>
+                <w:rFonts w:ascii="Times New Roman" w:hAnsi="Times New Roman" w:cs="Times New Roman"/>
+                <w:bCs/>
+                <w:sz w:val="28"/>
+                <w:szCs w:val="28"/>
+                <w:lang w:val="en-US"/>
+              </w:rPr>
+              <w:t xml:space="preserve"> ç</w:t>
+            </w:r>
+            <w:r>
+              <w:rPr>
+                <w:rFonts w:ascii="Times New Roman" w:hAnsi="Times New Roman" w:cs="Times New Roman"/>
+                <w:bCs/>
+                <w:sz w:val="28"/>
+                <w:szCs w:val="28"/>
+              </w:rPr>
+              <w:t>ырул</w:t>
+            </w:r>
+            <w:r>
+              <w:rPr>
+                <w:rFonts w:ascii="Times New Roman" w:hAnsi="Times New Roman" w:cs="Times New Roman"/>
+                <w:bCs/>
+                <w:sz w:val="28"/>
+                <w:szCs w:val="28"/>
+                <w:lang w:val="en-US"/>
+              </w:rPr>
+              <w:t>ă</w:t>
+            </w:r>
+            <w:r>
+              <w:rPr>
+                <w:rFonts w:ascii="Times New Roman" w:hAnsi="Times New Roman" w:cs="Times New Roman"/>
+                <w:bCs/>
+                <w:sz w:val="28"/>
+                <w:szCs w:val="28"/>
+              </w:rPr>
+              <w:t>х</w:t>
+            </w:r>
+          </w:p>
+          <w:p>
+            <w:pPr>
+              <w:pStyle w:val="a3"/>
+              <w:jc w:val="both"/>
+              <w:rPr>
+                <w:rFonts w:ascii="Times New Roman" w:hAnsi="Times New Roman" w:cs="Times New Roman"/>
+                <w:bCs/>
+                <w:sz w:val="28"/>
+                <w:szCs w:val="28"/>
+                <w:lang w:val="en-US"/>
+              </w:rPr>
+            </w:pPr>
+            <w:r>
+              <w:rPr>
+                <w:rFonts w:ascii="Times New Roman" w:hAnsi="Times New Roman" w:cs="Times New Roman"/>
+                <w:bCs/>
+                <w:sz w:val="28"/>
+                <w:szCs w:val="28"/>
+              </w:rPr>
+              <w:t>ыйт</w:t>
+            </w:r>
+            <w:r>
+              <w:rPr>
+                <w:rFonts w:ascii="Times New Roman" w:hAnsi="Times New Roman" w:cs="Times New Roman"/>
+                <w:bCs/>
+                <w:sz w:val="28"/>
+                <w:szCs w:val="28"/>
+                <w:lang w:val="en-US"/>
+              </w:rPr>
+              <w:t>ă</w:t>
+            </w:r>
+            <w:r>
+              <w:rPr>
+                <w:rFonts w:ascii="Times New Roman" w:hAnsi="Times New Roman" w:cs="Times New Roman"/>
+                <w:bCs/>
+                <w:sz w:val="28"/>
+                <w:szCs w:val="28"/>
+              </w:rPr>
+              <w:t>в</w:t>
+            </w:r>
+            <w:r>
+              <w:rPr>
+                <w:rFonts w:ascii="Times New Roman" w:hAnsi="Times New Roman" w:cs="Times New Roman"/>
+                <w:bCs/>
+                <w:sz w:val="28"/>
+                <w:szCs w:val="28"/>
+                <w:lang w:val="en-US"/>
+              </w:rPr>
+              <w:t>ĕ</w:t>
+            </w:r>
+            <w:r>
+              <w:rPr>
+                <w:rFonts w:ascii="Times New Roman" w:hAnsi="Times New Roman" w:cs="Times New Roman"/>
+                <w:bCs/>
+                <w:sz w:val="28"/>
+                <w:szCs w:val="28"/>
+              </w:rPr>
+              <w:t>сене</w:t>
+            </w:r>
+            <w:r>
+              <w:rPr>
+                <w:rFonts w:ascii="Times New Roman" w:hAnsi="Times New Roman" w:cs="Times New Roman"/>
+                <w:bCs/>
+                <w:sz w:val="28"/>
+                <w:szCs w:val="28"/>
+                <w:lang w:val="en-US"/>
+              </w:rPr>
+              <w:t xml:space="preserve"> ă</w:t>
+            </w:r>
+            <w:r>
+              <w:rPr>
+                <w:rFonts w:ascii="Times New Roman" w:hAnsi="Times New Roman" w:cs="Times New Roman"/>
+                <w:bCs/>
+                <w:sz w:val="28"/>
+                <w:szCs w:val="28"/>
+              </w:rPr>
+              <w:t>нланни</w:t>
+            </w:r>
+            <w:r>
+              <w:rPr>
+                <w:rFonts w:ascii="Times New Roman" w:hAnsi="Times New Roman" w:cs="Times New Roman"/>
+                <w:bCs/>
+                <w:sz w:val="28"/>
+                <w:szCs w:val="28"/>
+                <w:lang w:val="en-US"/>
+              </w:rPr>
+              <w:t xml:space="preserve">, </w:t>
+            </w:r>
+            <w:r>
+              <w:rPr>
+                <w:rFonts w:ascii="Times New Roman" w:hAnsi="Times New Roman" w:cs="Times New Roman"/>
+                <w:bCs/>
+                <w:sz w:val="28"/>
+                <w:szCs w:val="28"/>
+              </w:rPr>
+              <w:t>шкул</w:t>
+            </w:r>
+            <w:r>
+              <w:rPr>
+                <w:rFonts w:ascii="Times New Roman" w:hAnsi="Times New Roman" w:cs="Times New Roman"/>
+                <w:bCs/>
+                <w:sz w:val="28"/>
+                <w:szCs w:val="28"/>
+                <w:lang w:val="en-US"/>
+              </w:rPr>
+              <w:t xml:space="preserve"> </w:t>
+            </w:r>
+            <w:r>
+              <w:rPr>
+                <w:rFonts w:ascii="Times New Roman" w:hAnsi="Times New Roman" w:cs="Times New Roman"/>
+                <w:bCs/>
+                <w:sz w:val="28"/>
+                <w:szCs w:val="28"/>
+              </w:rPr>
+              <w:t>ачисем</w:t>
+            </w:r>
+            <w:r>
+              <w:rPr>
+                <w:rFonts w:ascii="Times New Roman" w:hAnsi="Times New Roman" w:cs="Times New Roman"/>
+                <w:bCs/>
+                <w:sz w:val="28"/>
+                <w:szCs w:val="28"/>
+                <w:lang w:val="en-US"/>
+              </w:rPr>
+              <w:t xml:space="preserve"> </w:t>
+            </w:r>
+            <w:r>
+              <w:rPr>
+                <w:rFonts w:ascii="Times New Roman" w:hAnsi="Times New Roman" w:cs="Times New Roman"/>
+                <w:bCs/>
+                <w:sz w:val="28"/>
+                <w:szCs w:val="28"/>
+              </w:rPr>
+              <w:t>ч</w:t>
+            </w:r>
+            <w:r>
+              <w:rPr>
+                <w:rFonts w:ascii="Times New Roman" w:hAnsi="Times New Roman" w:cs="Times New Roman"/>
+                <w:bCs/>
+                <w:sz w:val="28"/>
+                <w:szCs w:val="28"/>
+                <w:lang w:val="en-US"/>
+              </w:rPr>
+              <w:t>ă</w:t>
+            </w:r>
+            <w:r>
+              <w:rPr>
+                <w:rFonts w:ascii="Times New Roman" w:hAnsi="Times New Roman" w:cs="Times New Roman"/>
+                <w:bCs/>
+                <w:sz w:val="28"/>
+                <w:szCs w:val="28"/>
+              </w:rPr>
+              <w:t>ваш</w:t>
+            </w:r>
+            <w:r>
+              <w:rPr>
+                <w:rFonts w:ascii="Times New Roman" w:hAnsi="Times New Roman" w:cs="Times New Roman"/>
+                <w:bCs/>
+                <w:sz w:val="28"/>
+                <w:szCs w:val="28"/>
+                <w:lang w:val="en-US"/>
+              </w:rPr>
+              <w:t xml:space="preserve"> </w:t>
+            </w:r>
+            <w:r>
+              <w:rPr>
+                <w:rFonts w:ascii="Times New Roman" w:hAnsi="Times New Roman" w:cs="Times New Roman"/>
+                <w:bCs/>
+                <w:sz w:val="28"/>
+                <w:szCs w:val="28"/>
+              </w:rPr>
+              <w:t>ч</w:t>
+            </w:r>
+            <w:r>
+              <w:rPr>
+                <w:rFonts w:ascii="Times New Roman" w:hAnsi="Times New Roman" w:cs="Times New Roman"/>
+                <w:bCs/>
+                <w:sz w:val="28"/>
+                <w:szCs w:val="28"/>
+                <w:lang w:val="en-US"/>
+              </w:rPr>
+              <w:t>ĕ</w:t>
+            </w:r>
+            <w:r>
+              <w:rPr>
+                <w:rFonts w:ascii="Times New Roman" w:hAnsi="Times New Roman" w:cs="Times New Roman"/>
+                <w:bCs/>
+                <w:sz w:val="28"/>
+                <w:szCs w:val="28"/>
+              </w:rPr>
+              <w:t>лхипе</w:t>
+            </w:r>
+            <w:r>
+              <w:rPr>
+                <w:rFonts w:ascii="Times New Roman" w:hAnsi="Times New Roman" w:cs="Times New Roman"/>
+                <w:bCs/>
+                <w:sz w:val="28"/>
+                <w:szCs w:val="28"/>
+                <w:lang w:val="en-US"/>
+              </w:rPr>
+              <w:t xml:space="preserve"> ç</w:t>
+            </w:r>
+            <w:r>
+              <w:rPr>
+                <w:rFonts w:ascii="Times New Roman" w:hAnsi="Times New Roman" w:cs="Times New Roman"/>
+                <w:bCs/>
+                <w:sz w:val="28"/>
+                <w:szCs w:val="28"/>
+              </w:rPr>
+              <w:t>ых</w:t>
+            </w:r>
+            <w:r>
+              <w:rPr>
+                <w:rFonts w:ascii="Times New Roman" w:hAnsi="Times New Roman" w:cs="Times New Roman"/>
+                <w:bCs/>
+                <w:sz w:val="28"/>
+                <w:szCs w:val="28"/>
+                <w:lang w:val="en-US"/>
+              </w:rPr>
+              <w:t>ă</w:t>
+            </w:r>
+            <w:r>
+              <w:rPr>
+                <w:rFonts w:ascii="Times New Roman" w:hAnsi="Times New Roman" w:cs="Times New Roman"/>
+                <w:bCs/>
+                <w:sz w:val="28"/>
+                <w:szCs w:val="28"/>
+              </w:rPr>
+              <w:t>нн</w:t>
+            </w:r>
+            <w:r>
+              <w:rPr>
+                <w:rFonts w:ascii="Times New Roman" w:hAnsi="Times New Roman" w:cs="Times New Roman"/>
+                <w:bCs/>
+                <w:sz w:val="28"/>
+                <w:szCs w:val="28"/>
+                <w:lang w:val="en-US"/>
+              </w:rPr>
+              <w:t xml:space="preserve">ă </w:t>
+            </w:r>
+            <w:r>
+              <w:rPr>
+                <w:rFonts w:ascii="Times New Roman" w:hAnsi="Times New Roman" w:cs="Times New Roman"/>
+                <w:bCs/>
+                <w:sz w:val="28"/>
+                <w:szCs w:val="28"/>
+              </w:rPr>
+              <w:t>историпе</w:t>
+            </w:r>
+            <w:r>
+              <w:rPr>
+                <w:rFonts w:ascii="Times New Roman" w:hAnsi="Times New Roman" w:cs="Times New Roman"/>
+                <w:bCs/>
+                <w:sz w:val="28"/>
+                <w:szCs w:val="28"/>
+                <w:lang w:val="en-US"/>
+              </w:rPr>
+              <w:t xml:space="preserve"> </w:t>
+            </w:r>
+            <w:r>
+              <w:rPr>
+                <w:rFonts w:ascii="Times New Roman" w:hAnsi="Times New Roman" w:cs="Times New Roman"/>
+                <w:bCs/>
+                <w:sz w:val="28"/>
+                <w:szCs w:val="28"/>
+              </w:rPr>
+              <w:t>культура</w:t>
+            </w:r>
+            <w:r>
+              <w:rPr>
+                <w:rFonts w:ascii="Times New Roman" w:hAnsi="Times New Roman" w:cs="Times New Roman"/>
+                <w:bCs/>
+                <w:sz w:val="28"/>
+                <w:szCs w:val="28"/>
+                <w:lang w:val="en-US"/>
+              </w:rPr>
+              <w:t xml:space="preserve"> </w:t>
+            </w:r>
+            <w:r>
+              <w:rPr>
+                <w:rFonts w:ascii="Times New Roman" w:hAnsi="Times New Roman" w:cs="Times New Roman"/>
+                <w:bCs/>
+                <w:sz w:val="28"/>
+                <w:szCs w:val="28"/>
+              </w:rPr>
+              <w:t>сведений</w:t>
+            </w:r>
+            <w:r>
+              <w:rPr>
+                <w:rFonts w:ascii="Times New Roman" w:hAnsi="Times New Roman" w:cs="Times New Roman"/>
+                <w:bCs/>
+                <w:sz w:val="28"/>
+                <w:szCs w:val="28"/>
+                <w:lang w:val="en-US"/>
+              </w:rPr>
+              <w:t>ĕ</w:t>
+            </w:r>
+            <w:r>
+              <w:rPr>
+                <w:rFonts w:ascii="Times New Roman" w:hAnsi="Times New Roman" w:cs="Times New Roman"/>
+                <w:bCs/>
+                <w:sz w:val="28"/>
+                <w:szCs w:val="28"/>
+              </w:rPr>
+              <w:t>сене</w:t>
+            </w:r>
+            <w:r>
+              <w:rPr>
+                <w:rFonts w:ascii="Times New Roman" w:hAnsi="Times New Roman" w:cs="Times New Roman"/>
+                <w:bCs/>
+                <w:sz w:val="28"/>
+                <w:szCs w:val="28"/>
+                <w:lang w:val="en-US"/>
+              </w:rPr>
+              <w:t xml:space="preserve"> </w:t>
+            </w:r>
+            <w:r>
+              <w:rPr>
+                <w:rFonts w:ascii="Times New Roman" w:hAnsi="Times New Roman" w:cs="Times New Roman"/>
+                <w:bCs/>
+                <w:sz w:val="28"/>
+                <w:szCs w:val="28"/>
+              </w:rPr>
+              <w:t>чухлани</w:t>
+            </w:r>
+            <w:r>
+              <w:rPr>
+                <w:rFonts w:ascii="Times New Roman" w:hAnsi="Times New Roman" w:cs="Times New Roman"/>
+                <w:bCs/>
+                <w:sz w:val="28"/>
+                <w:szCs w:val="28"/>
+                <w:lang w:val="en-US"/>
+              </w:rPr>
+              <w:t xml:space="preserve">. </w:t>
+            </w:r>
+            <w:r>
+              <w:rPr>
+                <w:rFonts w:ascii="Times New Roman" w:hAnsi="Times New Roman" w:cs="Times New Roman"/>
+                <w:bCs/>
+                <w:sz w:val="28"/>
+                <w:szCs w:val="28"/>
+              </w:rPr>
+              <w:t>Ик</w:t>
+            </w:r>
+            <w:r>
+              <w:rPr>
+                <w:rFonts w:ascii="Times New Roman" w:hAnsi="Times New Roman" w:cs="Times New Roman"/>
+                <w:bCs/>
+                <w:sz w:val="28"/>
+                <w:szCs w:val="28"/>
+                <w:lang w:val="en-US"/>
+              </w:rPr>
+              <w:t xml:space="preserve">ĕ </w:t>
+            </w:r>
+            <w:r>
+              <w:rPr>
+                <w:rFonts w:ascii="Times New Roman" w:hAnsi="Times New Roman" w:cs="Times New Roman"/>
+                <w:bCs/>
+                <w:sz w:val="28"/>
+                <w:szCs w:val="28"/>
+              </w:rPr>
+              <w:t>тата</w:t>
+            </w:r>
+            <w:r>
+              <w:rPr>
+                <w:rFonts w:ascii="Times New Roman" w:hAnsi="Times New Roman" w:cs="Times New Roman"/>
+                <w:bCs/>
+                <w:sz w:val="28"/>
+                <w:szCs w:val="28"/>
+                <w:lang w:val="en-US"/>
+              </w:rPr>
+              <w:t xml:space="preserve"> </w:t>
+            </w:r>
+            <w:r>
+              <w:rPr>
+                <w:rFonts w:ascii="Times New Roman" w:hAnsi="Times New Roman" w:cs="Times New Roman"/>
+                <w:bCs/>
+                <w:sz w:val="28"/>
+                <w:szCs w:val="28"/>
+              </w:rPr>
+              <w:t>нумай</w:t>
+            </w:r>
+            <w:r>
+              <w:rPr>
+                <w:rFonts w:ascii="Times New Roman" w:hAnsi="Times New Roman" w:cs="Times New Roman"/>
+                <w:bCs/>
+                <w:sz w:val="28"/>
+                <w:szCs w:val="28"/>
+                <w:lang w:val="en-US"/>
+              </w:rPr>
+              <w:t xml:space="preserve"> </w:t>
+            </w:r>
+            <w:r>
+              <w:rPr>
+                <w:rFonts w:ascii="Times New Roman" w:hAnsi="Times New Roman" w:cs="Times New Roman"/>
+                <w:bCs/>
+                <w:sz w:val="28"/>
+                <w:szCs w:val="28"/>
+              </w:rPr>
+              <w:t>ч</w:t>
+            </w:r>
+            <w:r>
+              <w:rPr>
+                <w:rFonts w:ascii="Times New Roman" w:hAnsi="Times New Roman" w:cs="Times New Roman"/>
+                <w:bCs/>
+                <w:sz w:val="28"/>
+                <w:szCs w:val="28"/>
+                <w:lang w:val="en-US"/>
+              </w:rPr>
+              <w:t>ĕ</w:t>
+            </w:r>
+            <w:r>
+              <w:rPr>
+                <w:rFonts w:ascii="Times New Roman" w:hAnsi="Times New Roman" w:cs="Times New Roman"/>
+                <w:bCs/>
+                <w:sz w:val="28"/>
+                <w:szCs w:val="28"/>
+              </w:rPr>
+              <w:t>лхел</w:t>
+            </w:r>
+            <w:r>
+              <w:rPr>
+                <w:rFonts w:ascii="Times New Roman" w:hAnsi="Times New Roman" w:cs="Times New Roman"/>
+                <w:bCs/>
+                <w:sz w:val="28"/>
+                <w:szCs w:val="28"/>
+                <w:lang w:val="en-US"/>
+              </w:rPr>
+              <w:t>ĕ</w:t>
+            </w:r>
+            <w:r>
+              <w:rPr>
+                <w:rFonts w:ascii="Times New Roman" w:hAnsi="Times New Roman" w:cs="Times New Roman"/>
+                <w:bCs/>
+                <w:sz w:val="28"/>
+                <w:szCs w:val="28"/>
+              </w:rPr>
+              <w:t>х</w:t>
+            </w:r>
+            <w:r>
+              <w:rPr>
+                <w:rFonts w:ascii="Times New Roman" w:hAnsi="Times New Roman" w:cs="Times New Roman"/>
+                <w:bCs/>
+                <w:sz w:val="28"/>
+                <w:szCs w:val="28"/>
+                <w:lang w:val="en-US"/>
+              </w:rPr>
+              <w:t xml:space="preserve"> </w:t>
+            </w:r>
+            <w:r>
+              <w:rPr>
+                <w:rFonts w:ascii="Times New Roman" w:hAnsi="Times New Roman" w:cs="Times New Roman"/>
+                <w:bCs/>
+                <w:sz w:val="28"/>
+                <w:szCs w:val="28"/>
+              </w:rPr>
+              <w:t>условий</w:t>
+            </w:r>
+            <w:r>
+              <w:rPr>
+                <w:rFonts w:ascii="Times New Roman" w:hAnsi="Times New Roman" w:cs="Times New Roman"/>
+                <w:bCs/>
+                <w:sz w:val="28"/>
+                <w:szCs w:val="28"/>
+                <w:lang w:val="en-US"/>
+              </w:rPr>
+              <w:t>ĕ</w:t>
+            </w:r>
+            <w:r>
+              <w:rPr>
+                <w:rFonts w:ascii="Times New Roman" w:hAnsi="Times New Roman" w:cs="Times New Roman"/>
+                <w:bCs/>
+                <w:sz w:val="28"/>
+                <w:szCs w:val="28"/>
+              </w:rPr>
+              <w:t>сенче</w:t>
+            </w:r>
+            <w:r>
+              <w:rPr>
+                <w:rFonts w:ascii="Times New Roman" w:hAnsi="Times New Roman" w:cs="Times New Roman"/>
+                <w:bCs/>
+                <w:sz w:val="28"/>
+                <w:szCs w:val="28"/>
+                <w:lang w:val="en-US"/>
+              </w:rPr>
+              <w:t xml:space="preserve"> </w:t>
+            </w:r>
+            <w:r>
+              <w:rPr>
+                <w:rFonts w:ascii="Times New Roman" w:hAnsi="Times New Roman" w:cs="Times New Roman"/>
+                <w:bCs/>
+                <w:sz w:val="28"/>
+                <w:szCs w:val="28"/>
+              </w:rPr>
+              <w:t>ч</w:t>
+            </w:r>
+            <w:r>
+              <w:rPr>
+                <w:rFonts w:ascii="Times New Roman" w:hAnsi="Times New Roman" w:cs="Times New Roman"/>
+                <w:bCs/>
+                <w:sz w:val="28"/>
+                <w:szCs w:val="28"/>
+                <w:lang w:val="en-US"/>
+              </w:rPr>
+              <w:t>ĕ</w:t>
+            </w:r>
+            <w:r>
+              <w:rPr>
+                <w:rFonts w:ascii="Times New Roman" w:hAnsi="Times New Roman" w:cs="Times New Roman"/>
+                <w:bCs/>
+                <w:sz w:val="28"/>
+                <w:szCs w:val="28"/>
+              </w:rPr>
+              <w:t>лхепе</w:t>
+            </w:r>
+            <w:r>
+              <w:rPr>
+                <w:rFonts w:ascii="Times New Roman" w:hAnsi="Times New Roman" w:cs="Times New Roman"/>
+                <w:bCs/>
+                <w:sz w:val="28"/>
+                <w:szCs w:val="28"/>
+                <w:lang w:val="en-US"/>
+              </w:rPr>
+              <w:t xml:space="preserve"> </w:t>
+            </w:r>
+            <w:r>
+              <w:rPr>
+                <w:rFonts w:ascii="Times New Roman" w:hAnsi="Times New Roman" w:cs="Times New Roman"/>
+                <w:bCs/>
+                <w:sz w:val="28"/>
+                <w:szCs w:val="28"/>
+              </w:rPr>
+              <w:t>кала</w:t>
+            </w:r>
+            <w:r>
+              <w:rPr>
+                <w:rFonts w:ascii="Times New Roman" w:hAnsi="Times New Roman" w:cs="Times New Roman"/>
+                <w:bCs/>
+                <w:sz w:val="28"/>
+                <w:szCs w:val="28"/>
+                <w:lang w:val="en-US"/>
+              </w:rPr>
+              <w:t>ç</w:t>
+            </w:r>
+            <w:r>
+              <w:rPr>
+                <w:rFonts w:ascii="Times New Roman" w:hAnsi="Times New Roman" w:cs="Times New Roman"/>
+                <w:bCs/>
+                <w:sz w:val="28"/>
+                <w:szCs w:val="28"/>
+              </w:rPr>
+              <w:t>аканш</w:t>
+            </w:r>
+            <w:r>
+              <w:rPr>
+                <w:rFonts w:ascii="Times New Roman" w:hAnsi="Times New Roman" w:cs="Times New Roman"/>
+                <w:bCs/>
+                <w:sz w:val="28"/>
+                <w:szCs w:val="28"/>
+                <w:lang w:val="en-US"/>
+              </w:rPr>
+              <w:t>ă</w:t>
+            </w:r>
+            <w:r>
+              <w:rPr>
+                <w:rFonts w:ascii="Times New Roman" w:hAnsi="Times New Roman" w:cs="Times New Roman"/>
+                <w:bCs/>
+                <w:sz w:val="28"/>
+                <w:szCs w:val="28"/>
+              </w:rPr>
+              <w:t>н</w:t>
+            </w:r>
+            <w:r>
+              <w:rPr>
+                <w:rFonts w:ascii="Times New Roman" w:hAnsi="Times New Roman" w:cs="Times New Roman"/>
+                <w:bCs/>
+                <w:sz w:val="28"/>
+                <w:szCs w:val="28"/>
+                <w:lang w:val="en-US"/>
+              </w:rPr>
+              <w:t xml:space="preserve"> ç</w:t>
+            </w:r>
+            <w:r>
+              <w:rPr>
+                <w:rFonts w:ascii="Times New Roman" w:hAnsi="Times New Roman" w:cs="Times New Roman"/>
+                <w:bCs/>
+                <w:sz w:val="28"/>
+                <w:szCs w:val="28"/>
+              </w:rPr>
+              <w:t>акнашкал</w:t>
+            </w:r>
+            <w:r>
+              <w:rPr>
+                <w:rFonts w:ascii="Times New Roman" w:hAnsi="Times New Roman" w:cs="Times New Roman"/>
+                <w:bCs/>
+                <w:sz w:val="28"/>
+                <w:szCs w:val="28"/>
+                <w:lang w:val="en-US"/>
+              </w:rPr>
+              <w:t xml:space="preserve"> </w:t>
+            </w:r>
+            <w:r>
+              <w:rPr>
+                <w:rFonts w:ascii="Times New Roman" w:hAnsi="Times New Roman" w:cs="Times New Roman"/>
+                <w:bCs/>
+                <w:sz w:val="28"/>
+                <w:szCs w:val="28"/>
+              </w:rPr>
+              <w:t>ыйтусем</w:t>
+            </w:r>
+            <w:r>
+              <w:rPr>
+                <w:rFonts w:ascii="Times New Roman" w:hAnsi="Times New Roman" w:cs="Times New Roman"/>
+                <w:bCs/>
+                <w:sz w:val="28"/>
+                <w:szCs w:val="28"/>
+                <w:lang w:val="en-US"/>
+              </w:rPr>
+              <w:t xml:space="preserve"> </w:t>
+            </w:r>
+            <w:r>
+              <w:rPr>
+                <w:rFonts w:ascii="Times New Roman" w:hAnsi="Times New Roman" w:cs="Times New Roman"/>
+                <w:bCs/>
+                <w:sz w:val="28"/>
+                <w:szCs w:val="28"/>
+              </w:rPr>
+              <w:t>те</w:t>
+            </w:r>
+            <w:r>
+              <w:rPr>
+                <w:rFonts w:ascii="Times New Roman" w:hAnsi="Times New Roman" w:cs="Times New Roman"/>
+                <w:bCs/>
+                <w:sz w:val="28"/>
+                <w:szCs w:val="28"/>
+                <w:lang w:val="en-US"/>
+              </w:rPr>
+              <w:t xml:space="preserve"> </w:t>
+            </w:r>
+            <w:r>
+              <w:rPr>
+                <w:rFonts w:ascii="Times New Roman" w:hAnsi="Times New Roman" w:cs="Times New Roman"/>
+                <w:bCs/>
+                <w:sz w:val="28"/>
+                <w:szCs w:val="28"/>
+              </w:rPr>
+              <w:t>пыс</w:t>
+            </w:r>
+            <w:r>
+              <w:rPr>
+                <w:rFonts w:ascii="Times New Roman" w:hAnsi="Times New Roman" w:cs="Times New Roman"/>
+                <w:bCs/>
+                <w:sz w:val="28"/>
+                <w:szCs w:val="28"/>
+                <w:lang w:val="en-US"/>
+              </w:rPr>
+              <w:t>ă</w:t>
+            </w:r>
+            <w:r>
+              <w:rPr>
+                <w:rFonts w:ascii="Times New Roman" w:hAnsi="Times New Roman" w:cs="Times New Roman"/>
+                <w:bCs/>
+                <w:sz w:val="28"/>
+                <w:szCs w:val="28"/>
+              </w:rPr>
+              <w:t>к</w:t>
+            </w:r>
+          </w:p>
+          <w:p>
+            <w:pPr>
+              <w:pStyle w:val="a3"/>
+              <w:jc w:val="both"/>
+              <w:rPr>
+                <w:rFonts w:ascii="Times New Roman" w:hAnsi="Times New Roman" w:cs="Times New Roman"/>
+                <w:bCs/>
+                <w:sz w:val="28"/>
+                <w:szCs w:val="28"/>
+                <w:lang w:val="en-US"/>
+              </w:rPr>
+            </w:pPr>
+            <w:r>
+              <w:rPr>
+                <w:rFonts w:ascii="Times New Roman" w:hAnsi="Times New Roman" w:cs="Times New Roman"/>
+                <w:bCs/>
+                <w:sz w:val="28"/>
+                <w:szCs w:val="28"/>
+              </w:rPr>
+              <w:t>п</w:t>
+            </w:r>
+            <w:r>
+              <w:rPr>
+                <w:rFonts w:ascii="Times New Roman" w:hAnsi="Times New Roman" w:cs="Times New Roman"/>
+                <w:bCs/>
+                <w:sz w:val="28"/>
+                <w:szCs w:val="28"/>
+                <w:lang w:val="en-US"/>
+              </w:rPr>
+              <w:t>ĕ</w:t>
+            </w:r>
+            <w:r>
+              <w:rPr>
+                <w:rFonts w:ascii="Times New Roman" w:hAnsi="Times New Roman" w:cs="Times New Roman"/>
+                <w:bCs/>
+                <w:sz w:val="28"/>
+                <w:szCs w:val="28"/>
+              </w:rPr>
+              <w:t>лтер</w:t>
+            </w:r>
+            <w:r>
+              <w:rPr>
+                <w:rFonts w:ascii="Times New Roman" w:hAnsi="Times New Roman" w:cs="Times New Roman"/>
+                <w:bCs/>
+                <w:sz w:val="28"/>
+                <w:szCs w:val="28"/>
+                <w:lang w:val="en-US"/>
+              </w:rPr>
+              <w:t>ĕ</w:t>
+            </w:r>
+            <w:r>
+              <w:rPr>
+                <w:rFonts w:ascii="Times New Roman" w:hAnsi="Times New Roman" w:cs="Times New Roman"/>
+                <w:bCs/>
+                <w:sz w:val="28"/>
+                <w:szCs w:val="28"/>
+              </w:rPr>
+              <w:t>шл</w:t>
+            </w:r>
+            <w:r>
+              <w:rPr>
+                <w:rFonts w:ascii="Times New Roman" w:hAnsi="Times New Roman" w:cs="Times New Roman"/>
+                <w:bCs/>
+                <w:sz w:val="28"/>
+                <w:szCs w:val="28"/>
+                <w:lang w:val="en-US"/>
+              </w:rPr>
+              <w:t xml:space="preserve">ĕ: </w:t>
+            </w:r>
+            <w:r>
+              <w:rPr>
+                <w:rFonts w:ascii="Times New Roman" w:hAnsi="Times New Roman" w:cs="Times New Roman"/>
+                <w:bCs/>
+                <w:sz w:val="28"/>
+                <w:szCs w:val="28"/>
+              </w:rPr>
+              <w:t>с</w:t>
+            </w:r>
+            <w:r>
+              <w:rPr>
+                <w:rFonts w:ascii="Times New Roman" w:hAnsi="Times New Roman" w:cs="Times New Roman"/>
+                <w:bCs/>
+                <w:sz w:val="28"/>
+                <w:szCs w:val="28"/>
+                <w:lang w:val="en-US"/>
+              </w:rPr>
+              <w:t>ă</w:t>
+            </w:r>
+            <w:r>
+              <w:rPr>
+                <w:rFonts w:ascii="Times New Roman" w:hAnsi="Times New Roman" w:cs="Times New Roman"/>
+                <w:bCs/>
+                <w:sz w:val="28"/>
+                <w:szCs w:val="28"/>
+              </w:rPr>
+              <w:t>мах</w:t>
+            </w:r>
+            <w:r>
+              <w:rPr>
+                <w:rFonts w:ascii="Times New Roman" w:hAnsi="Times New Roman" w:cs="Times New Roman"/>
+                <w:bCs/>
+                <w:sz w:val="28"/>
+                <w:szCs w:val="28"/>
+                <w:lang w:val="en-US"/>
+              </w:rPr>
+              <w:t xml:space="preserve"> </w:t>
+            </w:r>
+            <w:r>
+              <w:rPr>
+                <w:rFonts w:ascii="Times New Roman" w:hAnsi="Times New Roman" w:cs="Times New Roman"/>
+                <w:bCs/>
+                <w:sz w:val="28"/>
+                <w:szCs w:val="28"/>
+              </w:rPr>
+              <w:t>енч</w:t>
+            </w:r>
+            <w:r>
+              <w:rPr>
+                <w:rFonts w:ascii="Times New Roman" w:hAnsi="Times New Roman" w:cs="Times New Roman"/>
+                <w:bCs/>
+                <w:sz w:val="28"/>
+                <w:szCs w:val="28"/>
+                <w:lang w:val="en-US"/>
+              </w:rPr>
+              <w:t>ĕ</w:t>
+            </w:r>
+            <w:r>
+              <w:rPr>
+                <w:rFonts w:ascii="Times New Roman" w:hAnsi="Times New Roman" w:cs="Times New Roman"/>
+                <w:bCs/>
+                <w:sz w:val="28"/>
+                <w:szCs w:val="28"/>
+              </w:rPr>
+              <w:t>к</w:t>
+            </w:r>
+            <w:r>
+              <w:rPr>
+                <w:rFonts w:ascii="Times New Roman" w:hAnsi="Times New Roman" w:cs="Times New Roman"/>
+                <w:bCs/>
+                <w:sz w:val="28"/>
+                <w:szCs w:val="28"/>
+                <w:lang w:val="en-US"/>
+              </w:rPr>
+              <w:t>ĕ</w:t>
+            </w:r>
+            <w:r>
+              <w:rPr>
+                <w:rFonts w:ascii="Times New Roman" w:hAnsi="Times New Roman" w:cs="Times New Roman"/>
+                <w:bCs/>
+                <w:sz w:val="28"/>
+                <w:szCs w:val="28"/>
+              </w:rPr>
+              <w:t>н</w:t>
+            </w:r>
+            <w:r>
+              <w:rPr>
+                <w:rFonts w:ascii="Times New Roman" w:hAnsi="Times New Roman" w:cs="Times New Roman"/>
+                <w:bCs/>
+                <w:sz w:val="28"/>
+                <w:szCs w:val="28"/>
+                <w:lang w:val="en-US"/>
+              </w:rPr>
+              <w:t xml:space="preserve"> </w:t>
+            </w:r>
+            <w:r>
+              <w:rPr>
+                <w:rFonts w:ascii="Times New Roman" w:hAnsi="Times New Roman" w:cs="Times New Roman"/>
+                <w:bCs/>
+                <w:sz w:val="28"/>
+                <w:szCs w:val="28"/>
+              </w:rPr>
+              <w:t>пуянл</w:t>
+            </w:r>
+            <w:r>
+              <w:rPr>
+                <w:rFonts w:ascii="Times New Roman" w:hAnsi="Times New Roman" w:cs="Times New Roman"/>
+                <w:bCs/>
+                <w:sz w:val="28"/>
+                <w:szCs w:val="28"/>
+                <w:lang w:val="en-US"/>
+              </w:rPr>
+              <w:t>ă</w:t>
+            </w:r>
+            <w:r>
+              <w:rPr>
+                <w:rFonts w:ascii="Times New Roman" w:hAnsi="Times New Roman" w:cs="Times New Roman"/>
+                <w:bCs/>
+                <w:sz w:val="28"/>
+                <w:szCs w:val="28"/>
+              </w:rPr>
+              <w:t>х</w:t>
+            </w:r>
+            <w:r>
+              <w:rPr>
+                <w:rFonts w:ascii="Times New Roman" w:hAnsi="Times New Roman" w:cs="Times New Roman"/>
+                <w:bCs/>
+                <w:sz w:val="28"/>
+                <w:szCs w:val="28"/>
+                <w:lang w:val="en-US"/>
+              </w:rPr>
+              <w:t xml:space="preserve">ĕ, </w:t>
+            </w:r>
+            <w:r>
+              <w:rPr>
+                <w:rFonts w:ascii="Times New Roman" w:hAnsi="Times New Roman" w:cs="Times New Roman"/>
+                <w:bCs/>
+                <w:sz w:val="28"/>
+                <w:szCs w:val="28"/>
+              </w:rPr>
+              <w:t>стилистика</w:t>
+            </w:r>
+            <w:r>
+              <w:rPr>
+                <w:rFonts w:ascii="Times New Roman" w:hAnsi="Times New Roman" w:cs="Times New Roman"/>
+                <w:bCs/>
+                <w:sz w:val="28"/>
+                <w:szCs w:val="28"/>
+                <w:lang w:val="en-US"/>
+              </w:rPr>
+              <w:t xml:space="preserve"> </w:t>
+            </w:r>
+            <w:r>
+              <w:rPr>
+                <w:rFonts w:ascii="Times New Roman" w:hAnsi="Times New Roman" w:cs="Times New Roman"/>
+                <w:bCs/>
+                <w:sz w:val="28"/>
+                <w:szCs w:val="28"/>
+              </w:rPr>
+              <w:t>тата</w:t>
+            </w:r>
+            <w:r>
+              <w:rPr>
+                <w:rFonts w:ascii="Times New Roman" w:hAnsi="Times New Roman" w:cs="Times New Roman"/>
+                <w:bCs/>
+                <w:sz w:val="28"/>
+                <w:szCs w:val="28"/>
+                <w:lang w:val="en-US"/>
+              </w:rPr>
+              <w:t xml:space="preserve"> </w:t>
+            </w:r>
+            <w:r>
+              <w:rPr>
+                <w:rFonts w:ascii="Times New Roman" w:hAnsi="Times New Roman" w:cs="Times New Roman"/>
+                <w:bCs/>
+                <w:sz w:val="28"/>
+                <w:szCs w:val="28"/>
+              </w:rPr>
+              <w:t>лексик</w:t>
+            </w:r>
+            <w:r>
+              <w:rPr>
+                <w:rFonts w:ascii="Times New Roman" w:hAnsi="Times New Roman" w:cs="Times New Roman"/>
+                <w:bCs/>
+                <w:sz w:val="28"/>
+                <w:szCs w:val="28"/>
+                <w:lang w:val="en-US"/>
+              </w:rPr>
+              <w:t>ă</w:t>
+            </w:r>
+            <w:r>
+              <w:rPr>
+                <w:rFonts w:ascii="Times New Roman" w:hAnsi="Times New Roman" w:cs="Times New Roman"/>
+                <w:bCs/>
+                <w:sz w:val="28"/>
+                <w:szCs w:val="28"/>
+              </w:rPr>
+              <w:t>па</w:t>
+            </w:r>
+            <w:r>
+              <w:rPr>
+                <w:rFonts w:ascii="Times New Roman" w:hAnsi="Times New Roman" w:cs="Times New Roman"/>
+                <w:bCs/>
+                <w:sz w:val="28"/>
+                <w:szCs w:val="28"/>
+                <w:lang w:val="en-US"/>
+              </w:rPr>
+              <w:t xml:space="preserve"> </w:t>
+            </w:r>
+            <w:r>
+              <w:rPr>
+                <w:rFonts w:ascii="Times New Roman" w:hAnsi="Times New Roman" w:cs="Times New Roman"/>
+                <w:bCs/>
+                <w:sz w:val="28"/>
+                <w:szCs w:val="28"/>
+              </w:rPr>
+              <w:t>грамматика</w:t>
+            </w:r>
+            <w:r>
+              <w:rPr>
+                <w:rFonts w:ascii="Times New Roman" w:hAnsi="Times New Roman" w:cs="Times New Roman"/>
+                <w:bCs/>
+                <w:sz w:val="28"/>
+                <w:szCs w:val="28"/>
+                <w:lang w:val="en-US"/>
+              </w:rPr>
+              <w:t xml:space="preserve"> </w:t>
+            </w:r>
+            <w:r>
+              <w:rPr>
+                <w:rFonts w:ascii="Times New Roman" w:hAnsi="Times New Roman" w:cs="Times New Roman"/>
+                <w:bCs/>
+                <w:sz w:val="28"/>
+                <w:szCs w:val="28"/>
+              </w:rPr>
+              <w:t>у</w:t>
+            </w:r>
+            <w:r>
+              <w:rPr>
+                <w:rFonts w:ascii="Times New Roman" w:hAnsi="Times New Roman" w:cs="Times New Roman"/>
+                <w:bCs/>
+                <w:sz w:val="28"/>
+                <w:szCs w:val="28"/>
+                <w:lang w:val="en-US"/>
+              </w:rPr>
+              <w:t>ç</w:t>
+            </w:r>
+            <w:r>
+              <w:rPr>
+                <w:rFonts w:ascii="Times New Roman" w:hAnsi="Times New Roman" w:cs="Times New Roman"/>
+                <w:bCs/>
+                <w:sz w:val="28"/>
+                <w:szCs w:val="28"/>
+              </w:rPr>
+              <w:t>л</w:t>
+            </w:r>
+            <w:r>
+              <w:rPr>
+                <w:rFonts w:ascii="Times New Roman" w:hAnsi="Times New Roman" w:cs="Times New Roman"/>
+                <w:bCs/>
+                <w:sz w:val="28"/>
+                <w:szCs w:val="28"/>
+                <w:lang w:val="en-US"/>
+              </w:rPr>
+              <w:t>ă</w:t>
+            </w:r>
+            <w:r>
+              <w:rPr>
+                <w:rFonts w:ascii="Times New Roman" w:hAnsi="Times New Roman" w:cs="Times New Roman"/>
+                <w:bCs/>
+                <w:sz w:val="28"/>
+                <w:szCs w:val="28"/>
+              </w:rPr>
+              <w:t>х</w:t>
+            </w:r>
+            <w:r>
+              <w:rPr>
+                <w:rFonts w:ascii="Times New Roman" w:hAnsi="Times New Roman" w:cs="Times New Roman"/>
+                <w:bCs/>
+                <w:sz w:val="28"/>
+                <w:szCs w:val="28"/>
+                <w:lang w:val="en-US"/>
+              </w:rPr>
+              <w:t>ĕ</w:t>
+            </w:r>
+            <w:r>
+              <w:rPr>
+                <w:rFonts w:ascii="Times New Roman" w:hAnsi="Times New Roman" w:cs="Times New Roman"/>
+                <w:bCs/>
+                <w:sz w:val="28"/>
+                <w:szCs w:val="28"/>
+              </w:rPr>
+              <w:t>нче</w:t>
+            </w:r>
+            <w:r>
+              <w:rPr>
+                <w:rFonts w:ascii="Times New Roman" w:hAnsi="Times New Roman" w:cs="Times New Roman"/>
+                <w:bCs/>
+                <w:sz w:val="28"/>
+                <w:szCs w:val="28"/>
+                <w:lang w:val="en-US"/>
+              </w:rPr>
+              <w:t xml:space="preserve"> </w:t>
+            </w:r>
+            <w:r>
+              <w:rPr>
+                <w:rFonts w:ascii="Times New Roman" w:hAnsi="Times New Roman" w:cs="Times New Roman"/>
+                <w:bCs/>
+                <w:sz w:val="28"/>
+                <w:szCs w:val="28"/>
+              </w:rPr>
+              <w:t>харкама</w:t>
             </w:r>
           </w:p>
           <w:p>
@@ -9575,27 +11122,7 @@
                 <w:sz w:val="28"/>
                 <w:szCs w:val="28"/>
               </w:rPr>
-              <w:t xml:space="preserve">шурра курнă çын» мĕнлескер вăл?» – 10-11-мĕш </w:t>
-            </w:r>
-            <w:proofErr w:type="gramStart"/>
-            <w:r>
-              <w:rPr>
-                <w:rFonts w:ascii="Times New Roman" w:hAnsi="Times New Roman" w:cs="Times New Roman"/>
-                <w:bCs/>
-                <w:sz w:val="28"/>
-                <w:szCs w:val="28"/>
-              </w:rPr>
-              <w:t>классем.Фразеологизм</w:t>
-            </w:r>
-            <w:proofErr w:type="gramEnd"/>
-            <w:r>
-              <w:rPr>
-                <w:rFonts w:ascii="Times New Roman" w:hAnsi="Times New Roman" w:cs="Times New Roman"/>
-                <w:bCs/>
-                <w:sz w:val="28"/>
-                <w:szCs w:val="28"/>
-              </w:rPr>
-              <w:t xml:space="preserve"> пĕлтерĕшне уçса парассипе 5-мĕш («Кам пирки «тăм пăшал» теççĕ?») тата 6-мĕш</w:t>
+              <w:t>шурра курнă çын» мĕнлескер вăл?» – 10-11-мĕш классем.Фразеологизм пĕлтерĕшне уçса парассипе 5-мĕш («Кам пирки «тăм пăшал» теççĕ?») тата 6-мĕш</w:t>
             </w:r>
           </w:p>
           <w:p>
@@ -10584,27 +12111,7 @@
                 <w:sz w:val="28"/>
                 <w:szCs w:val="28"/>
               </w:rPr>
-              <w:t>пайĕсене запятойпа уйăрса çыраççĕ (Тĕрĕс хурав: В</w:t>
-            </w:r>
-            <w:proofErr w:type="gramStart"/>
-            <w:r>
-              <w:rPr>
-                <w:rFonts w:ascii="Times New Roman" w:hAnsi="Times New Roman" w:cs="Times New Roman"/>
-                <w:bCs/>
-                <w:sz w:val="28"/>
-                <w:szCs w:val="28"/>
-              </w:rPr>
-              <w:t>).Кам</w:t>
-            </w:r>
-            <w:proofErr w:type="gramEnd"/>
-            <w:r>
-              <w:rPr>
-                <w:rFonts w:ascii="Times New Roman" w:hAnsi="Times New Roman" w:cs="Times New Roman"/>
-                <w:bCs/>
-                <w:sz w:val="28"/>
-                <w:szCs w:val="28"/>
-              </w:rPr>
-              <w:t>ăнлăх формипе тĕрĕс усă курнă варианта палăртасси (5 задани) 10-11-мĕш классенче</w:t>
+              <w:t>пайĕсене запятойпа уйăрса çыраççĕ (Тĕрĕс хурав: В).Камăнлăх формипе тĕрĕс усă курнă варианта палăртасси (5 задани) 10-11-мĕш классенче</w:t>
             </w:r>
           </w:p>
           <w:p>
@@ -10730,27 +12237,7 @@
                 <w:sz w:val="28"/>
                 <w:szCs w:val="28"/>
               </w:rPr>
-              <w:t>«кĕ</w:t>
-            </w:r>
-            <w:proofErr w:type="gramStart"/>
-            <w:r>
-              <w:rPr>
-                <w:rFonts w:ascii="Times New Roman" w:hAnsi="Times New Roman" w:cs="Times New Roman"/>
-                <w:bCs/>
-                <w:sz w:val="28"/>
-                <w:szCs w:val="28"/>
-              </w:rPr>
-              <w:t>репенкке»(</w:t>
-            </w:r>
-            <w:proofErr w:type="gramEnd"/>
-            <w:r>
-              <w:rPr>
-                <w:rFonts w:ascii="Times New Roman" w:hAnsi="Times New Roman" w:cs="Times New Roman"/>
-                <w:bCs/>
-                <w:sz w:val="28"/>
-                <w:szCs w:val="28"/>
-              </w:rPr>
-              <w:t>фунт) сăмаха тăршшĕне палăртаканнисен йышне кĕртет. «Омоним» сăмах</w:t>
+              <w:t>«кĕрепенкке»(фунт) сăмаха тăршшĕне палăртаканнисен йышне кĕртет. «Омоним» сăмах</w:t>
             </w:r>
           </w:p>
           <w:p>
@@ -13465,27 +14952,7 @@
                 <w:sz w:val="28"/>
                 <w:szCs w:val="28"/>
               </w:rPr>
-              <w:t>(«Йĕлтĕр сыртăмăр» темелле); «А эпир аннепе тĕрлĕ фигуристски пируэтсем тăватпă</w:t>
-            </w:r>
-            <w:proofErr w:type="gramStart"/>
-            <w:r>
-              <w:rPr>
-                <w:rFonts w:ascii="Times New Roman" w:hAnsi="Times New Roman" w:cs="Times New Roman"/>
-                <w:bCs/>
-                <w:sz w:val="28"/>
-                <w:szCs w:val="28"/>
-              </w:rPr>
-              <w:t>р»(?)</w:t>
-            </w:r>
-            <w:proofErr w:type="gramEnd"/>
-            <w:r>
-              <w:rPr>
-                <w:rFonts w:ascii="Times New Roman" w:hAnsi="Times New Roman" w:cs="Times New Roman"/>
-                <w:bCs/>
-                <w:sz w:val="28"/>
-                <w:szCs w:val="28"/>
-              </w:rPr>
-              <w:t>; «Уроксене çăмăллăн шутларăм» («Задачăсене…» темелле); «Ăшă чей ĕçрĕмĕр» («Вĕри чей…» темелле);</w:t>
+              <w:t>(«Йĕлтĕр сыртăмăр» темелле); «А эпир аннепе тĕрлĕ фигуристски пируэтсем тăватпăр»(?); «Уроксене çăмăллăн шутларăм» («Задачăсене…» темелле); «Ăшă чей ĕçрĕмĕр» («Вĕри чей…» темелле);</w:t>
             </w:r>
           </w:p>
           <w:p>
@@ -14431,7 +15898,7 @@
           <w:szCs w:val="28"/>
         </w:rPr>
         <w:lastRenderedPageBreak/>
-        <w:t>Приложение</w:t>
+        <w:t>Листинг</w:t>
       </w:r>
       <w:r>
         <w:rPr>
@@ -14452,7 +15919,7 @@
           <w:sz w:val="28"/>
           <w:szCs w:val="28"/>
         </w:rPr>
-        <w:t>С</w:t>
+        <w:t>В</w:t>
       </w:r>
     </w:p>
     <w:tbl>
@@ -14649,29 +16116,7 @@
                 <w:szCs w:val="28"/>
                 <w:lang w:val="en-US"/>
               </w:rPr>
-              <w:t xml:space="preserve">prej miliona fjalësh është kërkuar që të sortohen vetëm fjalët </w:t>
-            </w:r>
-            <w:proofErr w:type="gramStart"/>
-            <w:r>
-              <w:rPr>
-                <w:rFonts w:ascii="Times New Roman" w:hAnsi="Times New Roman" w:cs="Times New Roman"/>
-                <w:bCs/>
-                <w:sz w:val="28"/>
-                <w:szCs w:val="28"/>
-                <w:lang w:val="en-US"/>
-              </w:rPr>
-              <w:t>a</w:t>
-            </w:r>
-            <w:proofErr w:type="gramEnd"/>
-            <w:r>
-              <w:rPr>
-                <w:rFonts w:ascii="Times New Roman" w:hAnsi="Times New Roman" w:cs="Times New Roman"/>
-                <w:bCs/>
-                <w:sz w:val="28"/>
-                <w:szCs w:val="28"/>
-                <w:lang w:val="en-US"/>
-              </w:rPr>
-              <w:t xml:space="preserve"> elementet gjuhësore</w:t>
+              <w:t>prej miliona fjalësh është kërkuar që të sortohen vetëm fjalët a elementet gjuhësore</w:t>
             </w:r>
           </w:p>
           <w:p>
@@ -15193,27 +16638,15 @@
                 <w:lang w:val="en-US"/>
               </w:rPr>
             </w:pPr>
-            <w:proofErr w:type="gramStart"/>
-            <w:r>
-              <w:rPr>
-                <w:rFonts w:ascii="Times New Roman" w:hAnsi="Times New Roman" w:cs="Times New Roman"/>
-                <w:bCs/>
-                <w:sz w:val="28"/>
-                <w:szCs w:val="28"/>
-                <w:lang w:val="en-US"/>
-              </w:rPr>
-              <w:t>ligjëratës.Është</w:t>
-            </w:r>
-            <w:proofErr w:type="gramEnd"/>
-            <w:r>
-              <w:rPr>
-                <w:rFonts w:ascii="Times New Roman" w:hAnsi="Times New Roman" w:cs="Times New Roman"/>
-                <w:bCs/>
-                <w:sz w:val="28"/>
-                <w:szCs w:val="28"/>
-                <w:lang w:val="en-US"/>
-              </w:rPr>
-              <w:t xml:space="preserve"> me rëndësi të ceket se nëntë (9) fjalët e para, pra deri te fjalëza -një, janë</w:t>
+            <w:r>
+              <w:rPr>
+                <w:rFonts w:ascii="Times New Roman" w:hAnsi="Times New Roman" w:cs="Times New Roman"/>
+                <w:bCs/>
+                <w:sz w:val="28"/>
+                <w:szCs w:val="28"/>
+                <w:lang w:val="en-US"/>
+              </w:rPr>
+              <w:t>ligjëratës.Është me rëndësi të ceket se nëntë (9) fjalët e para, pra deri te fjalëza -një, janë</w:t>
             </w:r>
           </w:p>
           <w:p>
@@ -15545,29 +16978,7 @@
                 <w:szCs w:val="28"/>
                 <w:lang w:val="en-US"/>
               </w:rPr>
-              <w:t xml:space="preserve">gjakut, sipas lidhjeve familjare etj.; të tij, të saj. I tha të birit (të </w:t>
-            </w:r>
-            <w:proofErr w:type="gramStart"/>
-            <w:r>
-              <w:rPr>
-                <w:rFonts w:ascii="Times New Roman" w:hAnsi="Times New Roman" w:cs="Times New Roman"/>
-                <w:bCs/>
-                <w:sz w:val="28"/>
-                <w:szCs w:val="28"/>
-                <w:lang w:val="en-US"/>
-              </w:rPr>
-              <w:t>vëllait,të</w:t>
-            </w:r>
-            <w:proofErr w:type="gramEnd"/>
-            <w:r>
-              <w:rPr>
-                <w:rFonts w:ascii="Times New Roman" w:hAnsi="Times New Roman" w:cs="Times New Roman"/>
-                <w:bCs/>
-                <w:sz w:val="28"/>
-                <w:szCs w:val="28"/>
-                <w:lang w:val="en-US"/>
-              </w:rPr>
-              <w:t xml:space="preserve"> vjehrrit, të</w:t>
+              <w:t>gjakut, sipas lidhjeve familjare etj.; të tij, të saj. I tha të birit (të vëllait,të vjehrrit, të</w:t>
             </w:r>
           </w:p>
           <w:p>
@@ -16133,6 +17544,7 @@
                 <w:bCs/>
                 <w:sz w:val="28"/>
                 <w:szCs w:val="28"/>
+                <w:lang w:val="en-US"/>
               </w:rPr>
             </w:pPr>
             <w:r>
@@ -16151,6 +17563,7 @@
                 <w:bCs/>
                 <w:sz w:val="28"/>
                 <w:szCs w:val="28"/>
+                <w:lang w:val="en-US"/>
               </w:rPr>
               <w:t>Njëzet e dy. Një mijë</w:t>
             </w:r>
@@ -16164,14 +17577,16 @@
                 <w:bCs/>
                 <w:sz w:val="28"/>
                 <w:szCs w:val="28"/>
-              </w:rPr>
-            </w:pPr>
-            <w:r>
-              <w:rPr>
-                <w:rFonts w:ascii="Times New Roman" w:hAnsi="Times New Roman" w:cs="Times New Roman"/>
-                <w:bCs/>
-                <w:sz w:val="28"/>
-                <w:szCs w:val="28"/>
+                <w:lang w:val="en-US"/>
+              </w:rPr>
+            </w:pPr>
+            <w:r>
+              <w:rPr>
+                <w:rFonts w:ascii="Times New Roman" w:hAnsi="Times New Roman" w:cs="Times New Roman"/>
+                <w:bCs/>
+                <w:sz w:val="28"/>
+                <w:szCs w:val="28"/>
+                <w:lang w:val="en-US"/>
               </w:rPr>
               <w:t>e nëntëqind e shtatëdhjetë e tre. 8. përd. pj. Përdoret në llim të një togfjalëshi a tënjë fjalie për të theksuar kuptimin që shprehet prej tyre. E sot fshati duket si në festë.</w:t>
             </w:r>
@@ -16185,14 +17600,16 @@
                 <w:bCs/>
                 <w:sz w:val="28"/>
                 <w:szCs w:val="28"/>
-              </w:rPr>
-            </w:pPr>
-            <w:r>
-              <w:rPr>
-                <w:rFonts w:ascii="Times New Roman" w:hAnsi="Times New Roman" w:cs="Times New Roman"/>
-                <w:bCs/>
-                <w:sz w:val="28"/>
-                <w:szCs w:val="28"/>
+                <w:lang w:val="en-US"/>
+              </w:rPr>
+            </w:pPr>
+            <w:r>
+              <w:rPr>
+                <w:rFonts w:ascii="Times New Roman" w:hAnsi="Times New Roman" w:cs="Times New Roman"/>
+                <w:bCs/>
+                <w:sz w:val="28"/>
+                <w:szCs w:val="28"/>
+                <w:lang w:val="en-US"/>
               </w:rPr>
               <w:t>9. pj. bised. Përdoret në llim të një fjalie pyetëse për të theksuar më shumë pyetjen</w:t>
             </w:r>
@@ -16206,14 +17623,16 @@
                 <w:bCs/>
                 <w:sz w:val="28"/>
                 <w:szCs w:val="28"/>
-              </w:rPr>
-            </w:pPr>
-            <w:r>
-              <w:rPr>
-                <w:rFonts w:ascii="Times New Roman" w:hAnsi="Times New Roman" w:cs="Times New Roman"/>
-                <w:bCs/>
-                <w:sz w:val="28"/>
-                <w:szCs w:val="28"/>
+                <w:lang w:val="en-US"/>
+              </w:rPr>
+            </w:pPr>
+            <w:r>
+              <w:rPr>
+                <w:rFonts w:ascii="Times New Roman" w:hAnsi="Times New Roman" w:cs="Times New Roman"/>
+                <w:bCs/>
+                <w:sz w:val="28"/>
+                <w:szCs w:val="28"/>
+                <w:lang w:val="en-US"/>
               </w:rPr>
               <w:t>ose për të tërhequr vëmendjen e bashkëbiseduesit përpara pyetjes. E, do të vish? 10.</w:t>
             </w:r>
@@ -16227,14 +17646,16 @@
                 <w:bCs/>
                 <w:sz w:val="28"/>
                 <w:szCs w:val="28"/>
-              </w:rPr>
-            </w:pPr>
-            <w:r>
-              <w:rPr>
-                <w:rFonts w:ascii="Times New Roman" w:hAnsi="Times New Roman" w:cs="Times New Roman"/>
-                <w:bCs/>
-                <w:sz w:val="28"/>
-                <w:szCs w:val="28"/>
+                <w:lang w:val="en-US"/>
+              </w:rPr>
+            </w:pPr>
+            <w:r>
+              <w:rPr>
+                <w:rFonts w:ascii="Times New Roman" w:hAnsi="Times New Roman" w:cs="Times New Roman"/>
+                <w:bCs/>
+                <w:sz w:val="28"/>
+                <w:szCs w:val="28"/>
+                <w:lang w:val="en-US"/>
               </w:rPr>
               <w:t>Përdoret për të pohuar a për të miratuar diçka; po. - Nesër do të shkosh? - E, nesër.</w:t>
             </w:r>
@@ -16397,29 +17818,7 @@
                 <w:szCs w:val="28"/>
                 <w:lang w:val="en-US"/>
               </w:rPr>
-              <w:t xml:space="preserve">(3)1199646 NË: </w:t>
-            </w:r>
-            <w:proofErr w:type="gramStart"/>
-            <w:r>
-              <w:rPr>
-                <w:rFonts w:ascii="Times New Roman" w:hAnsi="Times New Roman" w:cs="Times New Roman"/>
-                <w:bCs/>
-                <w:sz w:val="28"/>
-                <w:szCs w:val="28"/>
-                <w:lang w:val="en-US"/>
-              </w:rPr>
-              <w:t>1.Parafj</w:t>
-            </w:r>
-            <w:proofErr w:type="gramEnd"/>
-            <w:r>
-              <w:rPr>
-                <w:rFonts w:ascii="Times New Roman" w:hAnsi="Times New Roman" w:cs="Times New Roman"/>
-                <w:bCs/>
-                <w:sz w:val="28"/>
-                <w:szCs w:val="28"/>
-                <w:lang w:val="en-US"/>
-              </w:rPr>
-              <w:t>. Përdoret me një emër në rasën kallëzore për të treguar:</w:t>
+              <w:t>(3)1199646 NË: 1.Parafj. Përdoret me një emër në rasën kallëzore për të treguar:</w:t>
             </w:r>
           </w:p>
           <w:p>
@@ -16603,29 +18002,7 @@
                 <w:szCs w:val="28"/>
                 <w:lang w:val="en-US"/>
               </w:rPr>
-              <w:t xml:space="preserve">në lëng). f. Punën, veprimtarinë, grupin </w:t>
-            </w:r>
-            <w:proofErr w:type="gramStart"/>
-            <w:r>
-              <w:rPr>
-                <w:rFonts w:ascii="Times New Roman" w:hAnsi="Times New Roman" w:cs="Times New Roman"/>
-                <w:bCs/>
-                <w:sz w:val="28"/>
-                <w:szCs w:val="28"/>
-                <w:lang w:val="en-US"/>
-              </w:rPr>
-              <w:t>a</w:t>
-            </w:r>
-            <w:proofErr w:type="gramEnd"/>
-            <w:r>
-              <w:rPr>
-                <w:rFonts w:ascii="Times New Roman" w:hAnsi="Times New Roman" w:cs="Times New Roman"/>
-                <w:bCs/>
-                <w:sz w:val="28"/>
-                <w:szCs w:val="28"/>
-                <w:lang w:val="en-US"/>
-              </w:rPr>
-              <w:t xml:space="preserve"> organizatën, ku përfshihet ose është dikush</w:t>
+              <w:t>në lëng). f. Punën, veprimtarinë, grupin a organizatën, ku përfshihet ose është dikush</w:t>
             </w:r>
           </w:p>
           <w:p>
@@ -16822,6 +18199,7 @@
                 <w:bCs/>
                 <w:sz w:val="28"/>
                 <w:szCs w:val="28"/>
+                <w:lang w:val="en-US"/>
               </w:rPr>
             </w:pPr>
             <w:r>
@@ -16840,6 +18218,7 @@
                 <w:bCs/>
                 <w:sz w:val="28"/>
                 <w:szCs w:val="28"/>
+                <w:lang w:val="en-US"/>
               </w:rPr>
               <w:t>Në festën tonë. m. Ngjyrën</w:t>
             </w:r>
@@ -16853,14 +18232,16 @@
                 <w:bCs/>
                 <w:sz w:val="28"/>
                 <w:szCs w:val="28"/>
-              </w:rPr>
-            </w:pPr>
-            <w:r>
-              <w:rPr>
-                <w:rFonts w:ascii="Times New Roman" w:hAnsi="Times New Roman" w:cs="Times New Roman"/>
-                <w:bCs/>
-                <w:sz w:val="28"/>
-                <w:szCs w:val="28"/>
+                <w:lang w:val="en-US"/>
+              </w:rPr>
+            </w:pPr>
+            <w:r>
+              <w:rPr>
+                <w:rFonts w:ascii="Times New Roman" w:hAnsi="Times New Roman" w:cs="Times New Roman"/>
+                <w:bCs/>
+                <w:sz w:val="28"/>
+                <w:szCs w:val="28"/>
+                <w:lang w:val="en-US"/>
               </w:rPr>
               <w:t>e diçkaje ose ngjyrën me të cilën ajo afrohet. Në ngjyrë trëndali. nj. Ndër. Në të rinjtë.</w:t>
             </w:r>
@@ -16874,14 +18255,16 @@
                 <w:bCs/>
                 <w:sz w:val="28"/>
                 <w:szCs w:val="28"/>
-              </w:rPr>
-            </w:pPr>
-            <w:r>
-              <w:rPr>
-                <w:rFonts w:ascii="Times New Roman" w:hAnsi="Times New Roman" w:cs="Times New Roman"/>
-                <w:bCs/>
-                <w:sz w:val="28"/>
-                <w:szCs w:val="28"/>
+                <w:lang w:val="en-US"/>
+              </w:rPr>
+            </w:pPr>
+            <w:r>
+              <w:rPr>
+                <w:rFonts w:ascii="Times New Roman" w:hAnsi="Times New Roman" w:cs="Times New Roman"/>
+                <w:bCs/>
+                <w:sz w:val="28"/>
+                <w:szCs w:val="28"/>
+                <w:lang w:val="en-US"/>
               </w:rPr>
               <w:t>Në të sëmurët. Në të parët. Në më të mirët. o. Përdoret me një emër në rasën kallëzore,</w:t>
             </w:r>
@@ -17033,14 +18416,16 @@
                 <w:bCs/>
                 <w:sz w:val="28"/>
                 <w:szCs w:val="28"/>
-              </w:rPr>
-            </w:pPr>
-            <w:r>
-              <w:rPr>
-                <w:rFonts w:ascii="Times New Roman" w:hAnsi="Times New Roman" w:cs="Times New Roman"/>
-                <w:bCs/>
-                <w:sz w:val="28"/>
-                <w:szCs w:val="28"/>
+                <w:lang w:val="en-US"/>
+              </w:rPr>
+            </w:pPr>
+            <w:r>
+              <w:rPr>
+                <w:rFonts w:ascii="Times New Roman" w:hAnsi="Times New Roman" w:cs="Times New Roman"/>
+                <w:bCs/>
+                <w:sz w:val="28"/>
+                <w:szCs w:val="28"/>
+                <w:lang w:val="en-US"/>
               </w:rPr>
               <w:t>parafjalën "nga") në togje që kanë një gjymtyrë të përsëritur a përemrat "njëri... tjetri"</w:t>
             </w:r>
@@ -17054,14 +18439,16 @@
                 <w:bCs/>
                 <w:sz w:val="28"/>
                 <w:szCs w:val="28"/>
-              </w:rPr>
-            </w:pPr>
-            <w:r>
-              <w:rPr>
-                <w:rFonts w:ascii="Times New Roman" w:hAnsi="Times New Roman" w:cs="Times New Roman"/>
-                <w:bCs/>
-                <w:sz w:val="28"/>
-                <w:szCs w:val="28"/>
+                <w:lang w:val="en-US"/>
+              </w:rPr>
+            </w:pPr>
+            <w:r>
+              <w:rPr>
+                <w:rFonts w:ascii="Times New Roman" w:hAnsi="Times New Roman" w:cs="Times New Roman"/>
+                <w:bCs/>
+                <w:sz w:val="28"/>
+                <w:szCs w:val="28"/>
+                <w:lang w:val="en-US"/>
               </w:rPr>
               <w:t>dhe që tregojnë një shtrirje a një lëvizje të pandërprerë në hapësirë dhe në kohë ose një</w:t>
             </w:r>
@@ -17155,49 +18542,28 @@
                 <w:szCs w:val="28"/>
                 <w:lang w:val="en-US"/>
               </w:rPr>
-              <w:t xml:space="preserve">qoftë se. Në rast se. Në është se. Në mënyrë </w:t>
-            </w:r>
-            <w:proofErr w:type="gramStart"/>
-            <w:r>
-              <w:rPr>
-                <w:rFonts w:ascii="Times New Roman" w:hAnsi="Times New Roman" w:cs="Times New Roman"/>
-                <w:bCs/>
-                <w:sz w:val="28"/>
-                <w:szCs w:val="28"/>
-                <w:lang w:val="en-US"/>
-              </w:rPr>
-              <w:t>që.(</w:t>
-            </w:r>
-            <w:proofErr w:type="gramEnd"/>
-            <w:r>
-              <w:rPr>
-                <w:rFonts w:ascii="Times New Roman" w:hAnsi="Times New Roman" w:cs="Times New Roman"/>
-                <w:bCs/>
-                <w:sz w:val="28"/>
-                <w:szCs w:val="28"/>
-                <w:lang w:val="en-US"/>
-              </w:rPr>
-              <w:t>4)831025 I: 1.Nyjë e përparme e gjinisë mashkullore tek emrat e rasës gjinore, tek</w:t>
-            </w:r>
-          </w:p>
-          <w:p>
-            <w:pPr>
-              <w:pStyle w:val="a3"/>
-              <w:jc w:val="both"/>
-              <w:rPr>
-                <w:rFonts w:ascii="Times New Roman" w:hAnsi="Times New Roman" w:cs="Times New Roman"/>
-                <w:bCs/>
-                <w:sz w:val="28"/>
-                <w:szCs w:val="28"/>
-                <w:lang w:val="en-US"/>
-              </w:rPr>
-            </w:pPr>
-            <w:r>
-              <w:rPr>
-                <w:rFonts w:ascii="Times New Roman" w:hAnsi="Times New Roman" w:cs="Times New Roman"/>
-                <w:bCs/>
-                <w:sz w:val="28"/>
-                <w:szCs w:val="28"/>
+              <w:t>qoftë se. Në rast se. Në është se. Në mënyrë që.(4)831025 I: 1.Nyjë e përparme e gjinisë mashkullore tek emrat e rasës gjinore, tek</w:t>
+            </w:r>
+          </w:p>
+          <w:p>
+            <w:pPr>
+              <w:pStyle w:val="a3"/>
+              <w:jc w:val="both"/>
+              <w:rPr>
+                <w:rFonts w:ascii="Times New Roman" w:hAnsi="Times New Roman" w:cs="Times New Roman"/>
+                <w:bCs/>
+                <w:sz w:val="28"/>
+                <w:szCs w:val="28"/>
+                <w:lang w:val="en-US"/>
+              </w:rPr>
+            </w:pPr>
+            <w:r>
+              <w:rPr>
+                <w:rFonts w:ascii="Times New Roman" w:hAnsi="Times New Roman" w:cs="Times New Roman"/>
+                <w:bCs/>
+                <w:sz w:val="28"/>
+                <w:szCs w:val="28"/>
+                <w:lang w:val="en-US"/>
               </w:rPr>
               <w:lastRenderedPageBreak/>
               <w:t xml:space="preserve">emrat dhe mbiemrat e nyjshëm, te numërorët rreshtorë dhe te disa përemra. </w:t>
@@ -19053,29 +20419,7 @@
                 <w:szCs w:val="28"/>
                 <w:lang w:val="en-US"/>
               </w:rPr>
-              <w:t xml:space="preserve">nënshtrohet një veprimi a gjendjeje; qenien, gjënë a çështjen me të cilën kemi të </w:t>
-            </w:r>
-            <w:proofErr w:type="gramStart"/>
-            <w:r>
-              <w:rPr>
-                <w:rFonts w:ascii="Times New Roman" w:hAnsi="Times New Roman" w:cs="Times New Roman"/>
-                <w:bCs/>
-                <w:sz w:val="28"/>
-                <w:szCs w:val="28"/>
-                <w:lang w:val="en-US"/>
-              </w:rPr>
-              <w:t>bëjmë.Ngjau</w:t>
-            </w:r>
-            <w:proofErr w:type="gramEnd"/>
-            <w:r>
-              <w:rPr>
-                <w:rFonts w:ascii="Times New Roman" w:hAnsi="Times New Roman" w:cs="Times New Roman"/>
-                <w:bCs/>
-                <w:sz w:val="28"/>
-                <w:szCs w:val="28"/>
-                <w:lang w:val="en-US"/>
-              </w:rPr>
-              <w:t xml:space="preserve"> një fatkeqësi (një e papritur) me të. ë. Kuzim për dikë a për diçka, përcaktimin</w:t>
+              <w:t>nënshtrohet një veprimi a gjendjeje; qenien, gjënë a çështjen me të cilën kemi të bëjmë.Ngjau një fatkeqësi (një e papritur) me të. ë. Kuzim për dikë a për diçka, përcaktimin</w:t>
             </w:r>
           </w:p>
           <w:p>
@@ -19454,29 +20798,7 @@
                 <w:szCs w:val="28"/>
                 <w:lang w:val="en-US"/>
               </w:rPr>
-              <w:t xml:space="preserve">(8)518378 QË: </w:t>
-            </w:r>
-            <w:proofErr w:type="gramStart"/>
-            <w:r>
-              <w:rPr>
-                <w:rFonts w:ascii="Times New Roman" w:hAnsi="Times New Roman" w:cs="Times New Roman"/>
-                <w:bCs/>
-                <w:sz w:val="28"/>
-                <w:szCs w:val="28"/>
-                <w:lang w:val="en-US"/>
-              </w:rPr>
-              <w:t>1.Përem</w:t>
-            </w:r>
-            <w:proofErr w:type="gramEnd"/>
-            <w:r>
-              <w:rPr>
-                <w:rFonts w:ascii="Times New Roman" w:hAnsi="Times New Roman" w:cs="Times New Roman"/>
-                <w:bCs/>
-                <w:sz w:val="28"/>
-                <w:szCs w:val="28"/>
-                <w:lang w:val="en-US"/>
-              </w:rPr>
-              <w:t>. a. Përdoret në vend të një emri a të një përemri tjetër</w:t>
+              <w:t>(8)518378 QË: 1.Përem. a. Përdoret në vend të një emri a të një përemri tjetër</w:t>
             </w:r>
           </w:p>
           <w:p>
